--- a/p7/submission/p7_capstone_vi.docx
+++ b/p7/submission/p7_capstone_vi.docx
@@ -2,7 +2,7 @@
 <file path=word/document.xml><?xml version="1.0" encoding="utf-8"?>
 <w:document xmlns:w="http://schemas.openxmlformats.org/wordprocessingml/2006/main" xmlns:m="http://schemas.openxmlformats.org/officeDocument/2006/math" xmlns:r="http://schemas.openxmlformats.org/officeDocument/2006/relationships" xmlns:o="urn:schemas-microsoft-com:office:office" xmlns:v="urn:schemas-microsoft-com:vml" xmlns:w10="urn:schemas-microsoft-com:office:word" xmlns:a="http://schemas.openxmlformats.org/drawingml/2006/main" xmlns:pic="http://schemas.openxmlformats.org/drawingml/2006/picture" xmlns:wp="http://schemas.openxmlformats.org/drawingml/2006/wordprocessingDrawing">
   <w:body>
-    <w:bookmarkStart w:id="82" w:name="X70a15b3b5bbb4536ea9af4c27dc63ecd7a7d28c"/>
+    <w:bookmarkStart w:id="55" w:name="X70a15b3b5bbb4536ea9af4c27dc63ecd7a7d28c"/>
     <w:p>
       <w:pPr>
         <w:pStyle w:val="Heading1"/>
@@ -58,29 +58,12 @@
         <w:t xml:space="preserve"> </w:t>
       </w:r>
       <w:r>
-        <w:t xml:space="preserve">· Khoa Kinh tế, Đại học Cần Thơ ·</w:t>
+        <w:t xml:space="preserve">· Khoa Kinh tế, Đại học Cần Thơ · huongp1323001@gstudent.ctu.edu.vn · ORCID:</w:t>
       </w:r>
       <w:r>
         <w:t xml:space="preserve"> </w:t>
       </w:r>
       <w:hyperlink r:id="rId20">
-        <w:r>
-          <w:rPr>
-            <w:rStyle w:val="Hyperlink"/>
-          </w:rPr>
-          <w:t xml:space="preserve">huongp1323001@gstudent.ctu.edu.vn</w:t>
-        </w:r>
-      </w:hyperlink>
-      <w:r>
-        <w:t xml:space="preserve"> </w:t>
-      </w:r>
-      <w:r>
-        <w:t xml:space="preserve">· ORCID:</w:t>
-      </w:r>
-      <w:r>
-        <w:t xml:space="preserve"> </w:t>
-      </w:r>
-      <w:hyperlink r:id="rId21">
         <w:r>
           <w:rPr>
             <w:rStyle w:val="Hyperlink"/>
@@ -112,29 +95,12 @@
         <w:t xml:space="preserve"> </w:t>
       </w:r>
       <w:r>
-        <w:t xml:space="preserve">· Khoa Kinh tế, Đại học Cần Thơ ·</w:t>
-      </w:r>
-      <w:r>
-        <w:t xml:space="preserve"> </w:t>
-      </w:r>
-      <w:hyperlink r:id="rId22">
-        <w:r>
-          <w:rPr>
-            <w:rStyle w:val="Hyperlink"/>
-          </w:rPr>
-          <w:t xml:space="preserve">patu@ctu.edu.vn</w:t>
-        </w:r>
-      </w:hyperlink>
-      <w:r>
-        <w:t xml:space="preserve"> </w:t>
-      </w:r>
-      <w:r>
-        <w:t xml:space="preserve">· ORCID:</w:t>
-      </w:r>
-      <w:r>
-        <w:t xml:space="preserve"> </w:t>
-      </w:r>
-      <w:hyperlink r:id="rId23">
+        <w:t xml:space="preserve">· Khoa Kinh tế, Đại học Cần Thơ · patu@ctu.edu.vn · ORCID:</w:t>
+      </w:r>
+      <w:r>
+        <w:t xml:space="preserve"> </w:t>
+      </w:r>
+      <w:hyperlink r:id="rId21">
         <w:r>
           <w:rPr>
             <w:rStyle w:val="Hyperlink"/>
@@ -245,7 +211,7 @@
         </w:pict>
       </w:r>
     </w:p>
-    <w:bookmarkStart w:id="24" w:name="tóm-tắt"/>
+    <w:bookmarkStart w:id="22" w:name="tóm-tắt"/>
     <w:p>
       <w:pPr>
         <w:pStyle w:val="Heading2"/>
@@ -259,7 +225,7 @@
         <w:pStyle w:val="FirstParagraph"/>
       </w:pPr>
       <w:r>
-        <w:t xml:space="preserve">Nghiên cứu này xem xét liệu mối quan hệ quốc tế hóa–hiệu quả (internationalization–performance, I–P) có duy trì xuyên suốt một tập hợp lớn và đa dạng về thể chế các nền kinh tế châu Á và Thái Bình Dương hay không, đồng thời nhận diện các điều kiện theo đó doanh nghiệp chuyển hóa cường độ xuất khẩu (export intensity) thành hiệu quả sản xuất. Sử dụng dữ liệu vi mô từ 91.982 doanh nghiệp thuộc 49 nền kinh tế và 102 đợt khảo sát quốc gia-năm của Khảo sát Doanh nghiệp Ngân hàng Thế giới (World Bank Enterprise Survey, WBES) (2003–2025), trải rộng cả sáu nhóm chế độ Năng lực Thể chế và Tổn thương Nguồn lực (Institutional Capability and Resource Vulnerability, ICRV), nghiên cứu ước lượng một tập hợp phân cấp các mô hình OLS với sai số chuẩn vững HC1. Kết quả ủng hộ vững chắc mối quan hệ I–P hình chữ U ngược (inverted-U) với điểm ngưỡng (turning point) xấp xỉ 36% doanh thu từ xuất khẩu (kiểm định Lind–Mehlum p &lt; .001; được xác nhận ở M11 với TP = 34,6%, p = .002). Năng lực công nghệ (Technological Capability Index, TCI) nâng mức hiệu quả nhưng không tái định hình một cách vững chắc đường cong. Áp dụng số (Digital Adoption Index, DAI) vừa nâng mức hiệu quả vừa tái định hình đáng kể đường cong I–P: doanh nghiệp có DAI cao hơn trải qua lợi tức bị nén ở sườn đi lên tại mức FSTS thấp và sự suy giảm hiệu quả được giảm nhẹ tại mức FSTS cao (FSTS×DAI p &lt; .01; FSTS²×DAI p &lt; .01 ở M8–M9). Chế độ thể chế (ICRV) điều tiết cả độ dốc lẫn độ cong. Kinh nghiệm quản lý và quản lý cấp cao là nữ cải thiện hiệu quả; kinh nghiệm còn điều tiết bổ sung hình dạng đường cong trong đặc tả đầy đủ. Những phát hiện này đưa ra một lời giải gọn nhẹ cho tính dị biệt I–P ở châu Á: mối quan hệ luôn mang dạng hình chữ U ngược, nhưng chất lượng chế độ thể chế và năng lực số cùng quyết định vị trí điểm ngưỡng rơi vào đâu.</w:t>
+        <w:t xml:space="preserve">Nghiên cứu này xem xét liệu mối quan hệ quốc tế hóa–hiệu quả (internationalization–performance, I–P) có duy trì xuyên suốt một tập hợp lớn và đa dạng về thể chế các nền kinh tế châu Á và Thái Bình Dương hay không, đồng thời nhận diện các điều kiện theo đó doanh nghiệp chuyển hóa cường độ xuất khẩu (export intensity) thành hiệu quả sản xuất. Sử dụng dữ liệu vi mô từ 91.982 doanh nghiệp thuộc 49 nền kinh tế và 102 đợt khảo sát quốc gia-năm của Khảo sát Doanh nghiệp Ngân hàng Thế giới (World Bank Enterprise Survey, WBES) (2003–2025), trải rộng cả sáu nhóm chế độ Năng lực Thể chế và Tổn thương Nguồn lực (Institutional Capability and Resource Vulnerability, ICRV), nghiên cứu ước lượng một tập hợp phân cấp các mô hình OLS với sai số chuẩn vững HC1. Kết quả ủng hộ vững chắc mối quan hệ I–P hình chữ U ngược (inverted-U) với điểm ngưỡng (turning point) 40,0% doanh thu từ xuất khẩu ở mô hình đầy đủ hiệu ứng cố định hai chiều (M5; dải 33,8–40,0% giữa các đặc tả) (kiểm định Lind–Mehlum p &lt; .001; được xác nhận ở M11 với TP = 34,6%, p = .002). Năng lực công nghệ (Technological Capability Index, TCI) nâng mức hiệu quả nhưng không tái định hình một cách vững chắc đường cong. Áp dụng số (Digital Adoption Index, DAI) vừa nâng mức hiệu quả vừa tái định hình đáng kể đường cong I–P: doanh nghiệp có DAI cao hơn trải qua lợi tức bị nén ở sườn đi lên tại mức FSTS thấp và sự suy giảm hiệu quả được giảm nhẹ tại mức FSTS cao (FSTS×DAI p &lt; .01; FSTS²×DAI p &lt; .01 ở M8–M9). Chế độ thể chế (ICRV) điều tiết cả độ dốc lẫn độ cong. Kinh nghiệm quản lý và quản lý cấp cao là nữ cải thiện hiệu quả; kinh nghiệm còn điều tiết bổ sung hình dạng đường cong trong đặc tả đầy đủ. Những phát hiện này đưa ra một lời giải gọn nhẹ cho tính dị biệt I–P ở châu Á: mối quan hệ luôn mang dạng hình chữ U ngược, nhưng chất lượng chế độ thể chế và năng lực số cùng quyết định vị trí điểm ngưỡng rơi vào đâu.</w:t>
       </w:r>
     </w:p>
     <w:p>
@@ -287,8 +253,8 @@
         </w:pict>
       </w:r>
     </w:p>
-    <w:bookmarkEnd w:id="24"/>
-    <w:bookmarkStart w:id="25" w:name="X8291021638e5c0ee7b47a0aaabc4b853f1da348"/>
+    <w:bookmarkEnd w:id="22"/>
+    <w:bookmarkStart w:id="23" w:name="giới-thiệu"/>
     <w:p>
       <w:pPr>
         <w:pStyle w:val="Heading2"/>
@@ -318,7 +284,7 @@
         <w:pStyle w:val="BodyText"/>
       </w:pPr>
       <w:r>
-        <w:t xml:space="preserve">Đóng góp của nghiên cứu gồm ba hướng. Thứ nhất, nghiên cứu cung cấp kiểm định lớn nhất dựa trên WBES về giả thuyết I–P hình chữ U ngược ở châu Á, xác nhận điểm ngưỡng xấp xỉ 36% cường độ doanh thu nước ngoài qua tất cả các đặc tả (N = 84.910–29.840), vững ngay cả trong mô hình điều tiết ba chiều đầy đủ (M11: TP = 34,6%, LM p = .002). Thứ hai, nghiên cứu ghi nhận rằng áp dụng số (DAI) là biến điều tiết năng lực chủ đạo tái định hình đường cong I–P, tạo ra các hiệu ứng nén đường cong có ý nghĩa thống kê (FSTS×DAI p &lt; .001) xuất hiện ngay cả khi không kiểm soát đặc điểm quản lý. Năng lực công nghệ (TCI) nâng mức hiệu quả nhưng không tái định hình một cách vững chắc sườn đi lên trong mẫu này. Thứ ba, nghiên cứu ghi nhận rằng chế độ thể chế (nhóm ICRV) điều tiết một cách có hệ thống cả độ dốc lẫn độ cong của hàm I–P, với các tương tác DAI×ICRV (p = .012) cho thấy năng lực số mang lại lợi tức hiệu quả trên mỗi đơn vị mạnh hơn trong các môi trường thể chế yếu hơn.</w:t>
+        <w:t xml:space="preserve">Đóng góp của nghiên cứu gồm ba hướng. Thứ nhất, nghiên cứu cung cấp kiểm định lớn nhất dựa trên WBES về giả thuyết I–P hình chữ U ngược ở châu Á, xác nhận điểm ngưỡng 40,0% cường độ doanh thu nước ngoài ở mô hình đầy đủ (M5), trong dải hẹp 33,8–40,0% giữa các đặc tả qua tất cả các đặc tả (N = 84.910–29.840), vững ngay cả trong mô hình điều tiết ba chiều đầy đủ (M11: TP = 34,6%, LM p = .002). Thứ hai, nghiên cứu ghi nhận rằng áp dụng số (DAI) là biến điều tiết năng lực chủ đạo tái định hình đường cong I–P, tạo ra các hiệu ứng nén đường cong có ý nghĩa thống kê (FSTS×DAI p &lt; .001) xuất hiện ngay cả khi không kiểm soát đặc điểm quản lý. Năng lực công nghệ (TCI) nâng mức hiệu quả nhưng không tái định hình một cách vững chắc sườn đi lên trong mẫu này. Thứ ba, nghiên cứu ghi nhận rằng chế độ thể chế (nhóm ICRV) điều tiết một cách có hệ thống cả độ dốc lẫn độ cong của hàm I–P, với các tương tác DAI×ICRV (p = .012) cho thấy năng lực số mang lại lợi tức hiệu quả trên mỗi đơn vị mạnh hơn trong các môi trường thể chế yếu hơn.</w:t>
       </w:r>
     </w:p>
     <w:p>
@@ -336,8 +302,8 @@
         </w:pict>
       </w:r>
     </w:p>
-    <w:bookmarkEnd w:id="25"/>
-    <w:bookmarkStart w:id="33" w:name="Xfa688218e28e701d32bf8234b2f10651ad79e1f"/>
+    <w:bookmarkEnd w:id="23"/>
+    <w:bookmarkStart w:id="31" w:name="khung-lý-thuyết-và-giả-thuyết"/>
     <w:p>
       <w:pPr>
         <w:pStyle w:val="Heading2"/>
@@ -346,7 +312,7 @@
         <w:t xml:space="preserve">2. Khung lý thuyết và giả thuyết</w:t>
       </w:r>
     </w:p>
-    <w:bookmarkStart w:id="26" w:name="Xf0b9c758a18c174edf2c063806c0fe85dea612d"/>
+    <w:bookmarkStart w:id="24" w:name="nền-tảng-lý-thuyết"/>
     <w:p>
       <w:pPr>
         <w:pStyle w:val="Heading3"/>
@@ -363,8 +329,8 @@
         <w:t xml:space="preserve">Nghiên cứu dựa trên bốn truyền thống lý thuyết. Mô hình Uppsala (Johanson &amp; Vahlne, 1977, 2009) mô tả quốc tế hóa như một quá trình tuần tự trong đó doanh nghiệp tích lũy kiến thức trải nghiệm, giảm dần khoảng cách tâm lý (psychic distance) và chi phí phối hợp. Lý thuyết dựa trên nguồn lực (Resource-Based View) (Barney, 1991; Wernerfelt, 1984) định vị các năng lực ở cấp doanh nghiệp, gồm công nghệ, số và quản lý, như cơ chế trung gian liên kết mức độ tiếp xúc xuất khẩu với kết quả hiệu quả. Lý thuyết thể chế (Institutional Theory) (North, 1990; Scott, 2008) hướng sự chú ý đến cách các thể chế chính thức và phi chính thức ở cấp quốc gia định hình cấu trúc chi phí của các giao dịch xuyên biên giới. Lý thuyết Tầng lớp Quản lý Cấp cao (Upper Echelons Theory) (Hambrick &amp; Mason, 1984; Hambrick, 2007) nhấn mạnh rằng các thuộc tính của đội ngũ quản lý cấp cao điều tiết cách doanh nghiệp ứng phó với các cơ hội và ràng buộc chiến lược.</w:t>
       </w:r>
     </w:p>
-    <w:bookmarkEnd w:id="26"/>
-    <w:bookmarkStart w:id="27" w:name="X2b61a2c0e5256203853e9c5c7735124bc22af0b"/>
+    <w:bookmarkEnd w:id="24"/>
+    <w:bookmarkStart w:id="25" w:name="mối-quan-hệ-ip-phi-tuyến-h1"/>
     <w:p>
       <w:pPr>
         <w:pStyle w:val="Heading3"/>
@@ -378,7 +344,7 @@
         <w:pStyle w:val="FirstParagraph"/>
       </w:pPr>
       <w:r>
-        <w:t xml:space="preserve">Contractor et al. (2003) hình thức hóa giả thuyết đường cong S ba giai đoạn: quốc tế hóa sớm mang theo chi phí gia nhập cố định làm suy giảm hiệu quả; quốc tế hóa trung gian tạo ra lợi ích học hỏi và kinh tế quy mô; quốc tế hóa cao có thể lại áp đặt chi phí phối hợp và chi phí đại diện. Tuy nhiên, về mặt thực nghiệm, dữ liệu ủng hộ nhất quán hơn dạng hình chữ U ngược, một trường hợp đặc biệt trong đó giai đoạn thứ ba không xuất hiện ở các mức cường độ xuất khẩu thường quan sát được trong dữ liệu WBES của các nền kinh tế đang phát triển (Gomes &amp; Ramaswamy, 1999; Lu &amp; Beamish, 2004).</w:t>
+        <w:t xml:space="preserve">Contractor et al. (2003) hình thức hóa giả thuyết đường cong S ba giai đoạn: quốc tế hóa sớm mang theo chi phí gia nhập cố định làm suy giảm hiệu quả; quốc tế hóa trung gian tạo ra lợi ích học hỏi và kinh tế quy mô; quốc tế hóa cao có thể lại áp đặt chi phí phối hợp và chi phí đại diện. Tuy nhiên, về mặt thực nghiệm, dữ liệu ủng hộ nhất quán hơn dạng hình chữ U ngược, một trường hợp đặc biệt trong đó giai đoạn thứ ba không xuất hiện ở các mức cường độ xuất khẩu thường quan sát được trong dữ liệu WBES của các nền kinh tế đang phát triển (Gomes &amp; Ramaswamy, 1999; Lu &amp; Beamish, 2004).</w:t>
       </w:r>
     </w:p>
     <w:p>
@@ -407,8 +373,8 @@
         <w:t xml:space="preserve">Mối quan hệ giữa cường độ xuất khẩu (FSTS) và năng suất lao động doanh nghiệp (ln LP) là hình chữ U ngược, với điểm ngưỡng được xác nhận có ý nghĩa thống kê ở các mức cường độ xuất khẩu trung gian, trong một mẫu tổng hợp các doanh nghiệp châu Á và Thái Bình Dương.</w:t>
       </w:r>
     </w:p>
-    <w:bookmarkEnd w:id="27"/>
-    <w:bookmarkStart w:id="28" w:name="X063ac63200afd5f0013271779dfa396f2d45756"/>
+    <w:bookmarkEnd w:id="25"/>
+    <w:bookmarkStart w:id="26" w:name="X2a88b87a1780bb97b3b37e442c75cc12a0b2c30"/>
     <w:p>
       <w:pPr>
         <w:pStyle w:val="Heading3"/>
@@ -464,8 +430,8 @@
         <w:t xml:space="preserve">TCI khuếch đại đường cong I–P, nâng mức hiệu quả trung bình và dốc hóa cả sườn đi lên lẫn sườn đi xuống của hình chữ U ngược.</w:t>
       </w:r>
     </w:p>
-    <w:bookmarkEnd w:id="28"/>
-    <w:bookmarkStart w:id="29" w:name="X6b62f9c2e769fc51c42e28073418119c3a2bd43"/>
+    <w:bookmarkEnd w:id="26"/>
+    <w:bookmarkStart w:id="27" w:name="áp-dụng-số-là-yếu-tố-nâng-mức-h3"/>
     <w:p>
       <w:pPr>
         <w:pStyle w:val="Heading3"/>
@@ -500,8 +466,8 @@
         <w:t xml:space="preserve">DAI có hiệu ứng chính dương đối với năng suất lao động và, khi đặc điểm quản lý được kiểm soát, tái định hình đường cong I–P bằng cách nén sườn đi lên ở mức cường độ xuất khẩu thấp và giảm nhẹ sự suy giảm hiệu quả ở mức cường độ xuất khẩu cao.</w:t>
       </w:r>
     </w:p>
-    <w:bookmarkEnd w:id="29"/>
-    <w:bookmarkStart w:id="30" w:name="Xaa10b7e632cbfb02432bd52440e4f0ebdfadde4"/>
+    <w:bookmarkEnd w:id="27"/>
+    <w:bookmarkStart w:id="28" w:name="đặc-điểm-quản-lý-h4"/>
     <w:p>
       <w:pPr>
         <w:pStyle w:val="Heading3"/>
@@ -536,8 +502,8 @@
         <w:t xml:space="preserve">Kinh nghiệm của quản lý cấp cao và tình trạng quản lý cấp cao là nữ có hiệu ứng chính dương đối với hiệu quả doanh nghiệp, nhưng không điều tiết một cách có ý nghĩa thống kê hình dạng đường cong FSTS–hiệu quả.</w:t>
       </w:r>
     </w:p>
-    <w:bookmarkEnd w:id="30"/>
-    <w:bookmarkStart w:id="31" w:name="Xa9e6d961e178cdf637370e8c5bccd37dba6fd08"/>
+    <w:bookmarkEnd w:id="28"/>
+    <w:bookmarkStart w:id="29" w:name="X56ca01edb98995fe37ad97e59ef98121f29f2dd"/>
     <w:p>
       <w:pPr>
         <w:pStyle w:val="Heading3"/>
@@ -580,8 +546,8 @@
         <w:t xml:space="preserve">Chế độ thể chế ICRV điều tiết thuận chiều mối quan hệ I–P: doanh nghiệp trong các môi trường thể chế chất lượng cao hơn (số thứ tự nhóm ICRV thấp hơn) đạt cường độ xuất khẩu tối đa hóa hiệu quả ở các mức FSTS thấp hơn.</w:t>
       </w:r>
     </w:p>
-    <w:bookmarkEnd w:id="31"/>
-    <w:bookmarkStart w:id="32" w:name="X925456e7207669101f8233109c3fba2f970236d"/>
+    <w:bookmarkEnd w:id="29"/>
+    <w:bookmarkStart w:id="30" w:name="hiệu-ứng-số-phụ-thuộc-chế-độ-h6"/>
     <w:p>
       <w:pPr>
         <w:pStyle w:val="Heading3"/>
@@ -663,44 +629,44 @@
         </w:pict>
       </w:r>
     </w:p>
+    <w:bookmarkEnd w:id="30"/>
+    <w:bookmarkEnd w:id="31"/>
+    <w:bookmarkStart w:id="36" w:name="dữ-liệu-và-phương-pháp"/>
+    <w:p>
+      <w:pPr>
+        <w:pStyle w:val="Heading2"/>
+      </w:pPr>
+      <w:r>
+        <w:t xml:space="preserve">3. Dữ liệu và phương pháp</w:t>
+      </w:r>
+    </w:p>
+    <w:bookmarkStart w:id="32" w:name="nguồn-dữ-liệu"/>
+    <w:p>
+      <w:pPr>
+        <w:pStyle w:val="Heading3"/>
+      </w:pPr>
+      <w:r>
+        <w:t xml:space="preserve">3.1 Nguồn dữ liệu</w:t>
+      </w:r>
+    </w:p>
+    <w:p>
+      <w:pPr>
+        <w:pStyle w:val="FirstParagraph"/>
+      </w:pPr>
+      <w:r>
+        <w:t xml:space="preserve">Dữ liệu bắt nguồn từ Khảo sát Doanh nghiệp Ngân hàng Thế giới (WBES), một khảo sát mẫu ngẫu nhiên phân tầng các doanh nghiệp khu vực tư nhân chính thức, được thực hiện định kỳ trên hơn 130 quốc gia. Nghiên cứu sử dụng dữ liệu vi mô từ 49 nền kinh tế châu Á và Thái Bình Dương qua 102 đợt khảo sát quốc gia-năm trải rộng giai đoạn 2003–2025. Phạm vi này bao gồm sáu tiểu vùng châu Á theo phân loại UN M.49: Đông Á (Trung Quốc, Hong Kong, Hàn Quốc, Mông Cổ, Đài Loan), Đông Nam Á (Brunei, Campuchia, Indonesia, Lào, Malaysia, Myanmar, Philippines, Singapore, Thái Lan, Timor-Leste, Việt Nam), Nam Á (Afghanistan, Bangladesh, Bhutan, Ấn Độ, Maldives, Nepal, Pakistan, Sri Lanka), Trung Á (Kazakhstan, Kyrgyz Republic, Tajikistan, Turkmenistan, Uzbekistan), Tây Á (Armenia, Bahrain, Cyprus, Iraq, Israel, Jordan, Kuwait, Lebanon, Oman, Qatar, Saudi Arabia, Yemen), và Thái Bình Dương/SIDS (Fiji, Kiribati, Papua New Guinea, Samoa, Solomon Islands, Tonga, Vanuatu).</w:t>
+      </w:r>
+    </w:p>
+    <w:p>
+      <w:pPr>
+        <w:pStyle w:val="BodyText"/>
+      </w:pPr>
+      <w:r>
+        <w:t xml:space="preserve">Tập dữ liệu phân tích cuối cùng chứa 91.982 quan sát doanh nghiệp (trước khi áp dụng yêu cầu biến kết quả và FSTS không khuyết). Dữ liệu sẵn có của Oman (đợt 2003) có trước các biến năng lực số dùng trong M6–M11; nó đóng góp cho M2 nhưng bị loại khỏi M3+ do thiếu biến kiểm soát. Các thiết kế WBES mang tính mặt cắt ngang trong mỗi đợt, với công cụ chuẩn hóa bảo đảm định nghĩa biến chung qua các nền kinh tế và năm. Nghiên cứu áp dụng ba bước hài hòa dữ liệu (data harmonization): (1) ánh xạ ưu tiên biến cho các mục ứng viên qua các thế hệ công cụ khảo sát PICS3 (2009–2013), Standardised (2014–2018), và BREADY/BEE (2019–2025); (2) đọc dữ liệu vững theo mã hóa (UTF-8 chính với dự phòng Latin-1/CP1252); (3) loại trùng lặp, chọn tệp lớn nhất cho mỗi cặp (quốc gia, năm) khi có nhiều lần tải lên.</w:t>
+      </w:r>
+    </w:p>
     <w:bookmarkEnd w:id="32"/>
-    <w:bookmarkEnd w:id="33"/>
-    <w:bookmarkStart w:id="38" w:name="X04a517dd5a14ea73a401e4e8e76b17647fe8cfb"/>
-    <w:p>
-      <w:pPr>
-        <w:pStyle w:val="Heading2"/>
-      </w:pPr>
-      <w:r>
-        <w:t xml:space="preserve">3. Dữ liệu và phương pháp</w:t>
-      </w:r>
-    </w:p>
-    <w:bookmarkStart w:id="34" w:name="X84ced60e62ea90934832891098abf01a4d917e5"/>
-    <w:p>
-      <w:pPr>
-        <w:pStyle w:val="Heading3"/>
-      </w:pPr>
-      <w:r>
-        <w:t xml:space="preserve">3.1 Nguồn dữ liệu</w:t>
-      </w:r>
-    </w:p>
-    <w:p>
-      <w:pPr>
-        <w:pStyle w:val="FirstParagraph"/>
-      </w:pPr>
-      <w:r>
-        <w:t xml:space="preserve">Dữ liệu bắt nguồn từ Khảo sát Doanh nghiệp Ngân hàng Thế giới (WBES), một khảo sát mẫu ngẫu nhiên phân tầng các doanh nghiệp khu vực tư nhân chính thức, được thực hiện định kỳ trên hơn 130 quốc gia. Nghiên cứu sử dụng dữ liệu vi mô từ 49 nền kinh tế châu Á và Thái Bình Dương qua 102 đợt khảo sát quốc gia-năm trải rộng giai đoạn 2003–2025. Phạm vi này bao gồm sáu tiểu vùng châu Á theo phân loại UN M.49: Đông Á (Trung Quốc, Hong Kong, Hàn Quốc, Mông Cổ, Đài Loan), Đông Nam Á (Brunei, Campuchia, Indonesia, Lào, Malaysia, Myanmar, Philippines, Singapore, Thái Lan, Timor-Leste, Việt Nam), Nam Á (Afghanistan, Bangladesh, Bhutan, Ấn Độ, Maldives, Nepal, Pakistan, Sri Lanka), Trung Á (Kazakhstan, Kyrgyz Republic, Tajikistan, Turkmenistan, Uzbekistan), Tây Á (Armenia, Bahrain, Cyprus, Iraq, Israel, Jordan, Kuwait, Lebanon, Oman, Qatar, Saudi Arabia, Yemen), và Thái Bình Dương/SIDS (Fiji, Kiribati, Papua New Guinea, Samoa, Solomon Islands, Tonga, Vanuatu).</w:t>
-      </w:r>
-    </w:p>
-    <w:p>
-      <w:pPr>
-        <w:pStyle w:val="BodyText"/>
-      </w:pPr>
-      <w:r>
-        <w:t xml:space="preserve">Tập dữ liệu phân tích cuối cùng chứa 91.982 quan sát doanh nghiệp (trước khi áp dụng yêu cầu biến kết quả và FSTS không khuyết). Dữ liệu sẵn có của Oman (đợt 2003) có trước các biến năng lực số dùng trong M6–M11; nó đóng góp cho M2 nhưng bị loại khỏi M3+ do thiếu biến kiểm soát. Các thiết kế WBES mang tính mặt cắt ngang trong mỗi đợt, với công cụ chuẩn hóa bảo đảm định nghĩa biến chung qua các nền kinh tế và năm. Nghiên cứu áp dụng ba bước hài hòa dữ liệu (data harmonization): (1) ánh xạ ưu tiên biến cho các mục ứng viên qua các thế hệ công cụ khảo sát PICS3 (2009–2013), Standardised (2014–2018), và BREADY/BEE (2019–2025); (2) đọc dữ liệu vững theo mã hóa (UTF-8 chính với dự phòng Latin-1/CP1252); (3) loại trùng lặp, chọn tệp lớn nhất cho mỗi cặp (quốc gia, năm) khi có nhiều lần tải lên.</w:t>
-      </w:r>
-    </w:p>
-    <w:bookmarkEnd w:id="34"/>
-    <w:bookmarkStart w:id="35" w:name="X4ccc2fb137c87b79d1e71cbfea6dc6e4b23640a"/>
+    <w:bookmarkStart w:id="33" w:name="biến-số"/>
     <w:p>
       <w:pPr>
         <w:pStyle w:val="Heading3"/>
@@ -742,7 +708,7 @@
         <w:t xml:space="preserve"> </w:t>
       </w:r>
       <w:r>
-        <w:t xml:space="preserve">Được định nghĩa là tỷ phần doanh thu từ xuất khẩu trực tiếp (d3c / 100), dao động từ 0 đến 1. Nghiên cứu căn giữa FSTS theo trung bình mẫu cho các mô hình bậc hai và tương tác (fsts_c); số hạng bậc hai fsts_c² được tính từ giá trị đã căn giữa.</w:t>
+        <w:t xml:space="preserve">Được định nghĩa là tỷ phần doanh thu từ xuất khẩu trực tiếp cộng gián tiếp ((d3b + d3c) / 100), theo định nghĩa xuất khẩu chuẩn của WBES, dao động từ 0 đến 1. Nghiên cứu căn giữa FSTS theo trung bình mẫu cho các mô hình bậc hai và tương tác (fsts_c); số hạng bậc hai fsts_c² được tính từ giá trị đã căn giữa.</w:t>
       </w:r>
     </w:p>
     <w:p>
@@ -835,8 +801,8 @@
         <w:t xml:space="preserve">Số nguyên 1–6 dựa trên phân loại ICRV; được dùng làm biến điều tiết liên tục ở M10/M11 và làm biến điều tiết cấp nhóm cho các đồ thị hiệu ứng biên.</w:t>
       </w:r>
     </w:p>
-    <w:bookmarkEnd w:id="35"/>
-    <w:bookmarkStart w:id="36" w:name="X7bb3fee78b87f48d0c2473c5ced53c572ee4cbc"/>
+    <w:bookmarkEnd w:id="33"/>
+    <w:bookmarkStart w:id="34" w:name="chiến-lược-ước-lượng"/>
     <w:p>
       <w:pPr>
         <w:pStyle w:val="Heading3"/>
@@ -869,8 +835,8 @@
         <w:t xml:space="preserve">Đối với các kiểm định điều tiết (M7–M11), nghiên cứu đưa vào các số hạng tương tác FSTS×biến điều tiết và FSTS²×biến điều tiết. Ý nghĩa thống kê đồng thời của hai số hạng tương tác được kiểm định bằng kiểm định F; nghiên cứu báo cáo cả p-value đồng thời lẫn p-value của từng hệ số.</w:t>
       </w:r>
     </w:p>
-    <w:bookmarkEnd w:id="36"/>
-    <w:bookmarkStart w:id="37" w:name="X0cac5e96510277512b2b1fca2596ae548606a9b"/>
+    <w:bookmarkEnd w:id="34"/>
+    <w:bookmarkStart w:id="35" w:name="cỡ-mẫu"/>
     <w:p>
       <w:pPr>
         <w:pStyle w:val="Heading3"/>
@@ -894,36 +860,36 @@
         </w:pict>
       </w:r>
     </w:p>
+    <w:bookmarkEnd w:id="35"/>
+    <w:bookmarkEnd w:id="36"/>
+    <w:bookmarkStart w:id="44" w:name="kết-quả"/>
+    <w:p>
+      <w:pPr>
+        <w:pStyle w:val="Heading2"/>
+      </w:pPr>
+      <w:r>
+        <w:t xml:space="preserve">4. Kết quả</w:t>
+      </w:r>
+    </w:p>
+    <w:bookmarkStart w:id="37" w:name="thống-kê-mô-tả-và-tương-quan"/>
+    <w:p>
+      <w:pPr>
+        <w:pStyle w:val="Heading3"/>
+      </w:pPr>
+      <w:r>
+        <w:t xml:space="preserve">4.1 Thống kê mô tả và tương quan</w:t>
+      </w:r>
+    </w:p>
+    <w:p>
+      <w:pPr>
+        <w:pStyle w:val="FirstParagraph"/>
+      </w:pPr>
+      <w:r>
+        <w:t xml:space="preserve">Mẫu phân tích đầy đủ trải rộng 49 nền kinh tế và 102 đợt khảo sát quốc gia-năm. FSTS trung bình giữa các doanh nghiệp xấp xỉ 12% (trung vị ≈ 0), phản ánh thực tế rằng đa số doanh nghiệp WBES định hướng nội địa; các nhà xuất khẩu (FSTS &gt; 0) chiếm xấp xỉ 18% mẫu. Năng suất lao động dao động từ ln(LP) ≈ 10 (Tajikistan, Timor-Leste) đến ln(LP) ≈ 20 (Việt Nam, Indonesia, phản ánh khác biệt doanh thu danh nghĩa chưa điều chỉnh theo PPP). Các tương quan theo cặp giữa các biến trọng tâm ở mức vừa phải (|r| &lt; .15 cho tất cả các cặp), và các hệ số phóng đại phương sai trong mô hình đầy đủ dưới 3,5, loại trừ lo ngại về đa cộng tuyến.</w:t>
+      </w:r>
+    </w:p>
     <w:bookmarkEnd w:id="37"/>
-    <w:bookmarkEnd w:id="38"/>
-    <w:bookmarkStart w:id="46" w:name="Xc1528237297c4ce8999628372a6b48494fd6214"/>
-    <w:p>
-      <w:pPr>
-        <w:pStyle w:val="Heading2"/>
-      </w:pPr>
-      <w:r>
-        <w:t xml:space="preserve">4. Kết quả</w:t>
-      </w:r>
-    </w:p>
-    <w:bookmarkStart w:id="39" w:name="X270692b7fb857c24731b5eb1b9637ba60d98ddf"/>
-    <w:p>
-      <w:pPr>
-        <w:pStyle w:val="Heading3"/>
-      </w:pPr>
-      <w:r>
-        <w:t xml:space="preserve">4.1 Thống kê mô tả và tương quan</w:t>
-      </w:r>
-    </w:p>
-    <w:p>
-      <w:pPr>
-        <w:pStyle w:val="FirstParagraph"/>
-      </w:pPr>
-      <w:r>
-        <w:t xml:space="preserve">Mẫu phân tích đầy đủ trải rộng 49 nền kinh tế và 102 đợt khảo sát quốc gia-năm. FSTS trung bình giữa các doanh nghiệp xấp xỉ 12% (trung vị ≈ 0), phản ánh thực tế rằng đa số doanh nghiệp WBES định hướng nội địa; các nhà xuất khẩu (FSTS &gt; 0) chiếm xấp xỉ 18% mẫu. Năng suất lao động dao động từ ln(LP) ≈ 10 (Tajikistan, Timor-Leste) đến ln(LP) ≈ 20 (Việt Nam, Indonesia, phản ánh khác biệt doanh thu danh nghĩa chưa điều chỉnh theo PPP). Các tương quan theo cặp giữa các biến trọng tâm ở mức vừa phải (|r| &lt; .15 cho tất cả các cặp), và các hệ số phóng đại phương sai trong mô hình đầy đủ dưới 3,5, loại trừ lo ngại về đa cộng tuyến.</w:t>
-      </w:r>
-    </w:p>
-    <w:bookmarkEnd w:id="39"/>
-    <w:bookmarkStart w:id="40" w:name="Xbd77db0d5d214cebc051e6245297261eba8b144"/>
+    <w:bookmarkStart w:id="38" w:name="hiệu-ứng-chính-hình-chữ-u-ngược-h1"/>
     <w:p>
       <w:pPr>
         <w:pStyle w:val="Heading3"/>
@@ -967,11 +933,11 @@
         <w:t xml:space="preserve"> </w:t>
       </w:r>
       <w:r>
-        <w:t xml:space="preserve">Mối quan hệ I–P mang dạng hình chữ U ngược vững chắc trong mẫu tổng hợp 49 nền kinh tế châu Á và Thái Bình Dương, với điểm ngưỡng xấp xỉ 36% cường độ doanh thu nước ngoài.</w:t>
-      </w:r>
-    </w:p>
-    <w:bookmarkEnd w:id="40"/>
-    <w:bookmarkStart w:id="41" w:name="X11fb7ec804872d4cad671d2db0bb52b74b07440"/>
+        <w:t xml:space="preserve">Mối quan hệ I–P mang dạng hình chữ U ngược vững chắc trong mẫu tổng hợp 49 nền kinh tế châu Á và Thái Bình Dương, với điểm ngưỡng 40,0% cường độ doanh thu nước ngoài ở mô hình đầy đủ M5 (dải 33,8–40,0%).</w:t>
+      </w:r>
+    </w:p>
+    <w:bookmarkEnd w:id="38"/>
+    <w:bookmarkStart w:id="39" w:name="điều-tiết-theo-năng-lực-công-nghệ-h2"/>
     <w:p>
       <w:pPr>
         <w:pStyle w:val="Heading3"/>
@@ -1062,8 +1028,8 @@
         <w:t xml:space="preserve">TCI nâng mức hiệu quả một cách nhất quán qua các đặc tả, nhưng cả sự khuếch đại sườn đi lên lẫn sườn đi xuống đều không đạt ý nghĩa thống kê. Kết quả null về điều tiết độ cong có lẽ phản ánh các hiệu ứng TCI dị biệt qua mẫu 49 nền kinh tế đa dạng về thể chế, làm suy giảm các mô hình từng quốc gia được ghi nhận ở P3/P5.</w:t>
       </w:r>
     </w:p>
-    <w:bookmarkEnd w:id="41"/>
-    <w:bookmarkStart w:id="42" w:name="Xf17dd62e373a0644da3c548817cfc7167c00125"/>
+    <w:bookmarkEnd w:id="39"/>
+    <w:bookmarkStart w:id="40" w:name="điều-tiết-theo-áp-dụng-số-h3"/>
     <w:p>
       <w:pPr>
         <w:pStyle w:val="Heading3"/>
@@ -1089,138 +1055,190 @@
         <w:pStyle w:val="BodyText"/>
       </w:pPr>
       <w:r>
-        <w:t xml:space="preserve">Khi DAI được thêm vào M7, hiệu ứng chính DAI dương và có ý nghĩa thống kê (β = +0,155, p &lt; .001), nhất quán với mức bù hiệu quả xấp xỉ 17% cho các doanh nghiệp hoạt động số tích cực (exp(0,155) − 1 ≈ 17%). Đáng chú ý, cả hai số hạng tương tác DAI đều có ý nghĩa thống kê ở M8: FSTS×DAI = −0,614 (p &lt; .001, ***) và FSTS²×DAI = +0,766 (p = .001, **). Mô hình tương tác, FSTS×DAI âm và FSTS²×DAI dương, nghĩa là các doanh nghiệp DAI cao trải qua một đường cong I–P phẳng hơn, đã dịch chuyển: lợi tức năng suất trên mỗi đơn vị FSTS thấp hơn ở mức cường độ xuất khẩu thấp (chi phí áp dụng chìm, hoặc sự chọn lọc các doanh nghiệp bị ràng buộc năng suất vào áp dụng số), nhưng sự suy giảm hiệu quả nhỏ hơn đáng kể ở mức FSTS cao (hạ tầng số hỗ trợ phối hợp xuyên biên giới ở quy mô lớn). Kết quả này còn mạnh hơn ở M9 với các biến kiểm soát quản lý: FSTS×DAI = −0,780 (p &lt; .001, ***) và FSTS²×DAI = +0,994 (p &lt; .001, ***). Hình chữ U ngược được duy trì ở cả hai đặc tả (M8: TP = 33,8%; M9: TP = 36,1%).</w:t>
-      </w:r>
-    </w:p>
-    <w:p>
-      <w:pPr>
-        <w:pStyle w:val="BodyText"/>
-      </w:pPr>
+        <w:t xml:space="preserve">Khi DAI được thêm vào M7, hiệu ứng chính DAI dương và có ý nghĩa thống kê (β = +0,155, p &lt; .001), nhất quán với mức bù hiệu quả xấp xỉ 17% cho các doanh nghiệp hoạt động số tích cực (exp(0,155) − 1 ≈ 17%). Đáng chú ý, cả hai số hạng tương tác DAI đều có ý nghĩa thống kê ở M8: FSTS×DAI = −0,614 (p &lt; .001,</w:t>
+      </w:r>
+      <w:r>
+        <w:t xml:space="preserve"> </w:t>
+      </w:r>
       <w:r>
         <w:rPr>
           <w:bCs/>
           <w:b/>
-        </w:rPr>
-        <w:t xml:space="preserve">H3 được ủng hộ.</w:t>
-      </w:r>
-      <w:r>
-        <w:t xml:space="preserve"> </w:t>
-      </w:r>
-      <w:r>
-        <w:t xml:space="preserve">DAI nâng hiệu quả doanh nghiệp lên xấp xỉ 16% và tái định hình đáng kể đường cong I–P, nén sườn đi lên và giảm nhẹ sự suy giảm hiệu quả ở mức FSTS cao, ngay cả trước khi kiểm soát đặc điểm quản lý. Đây là phát hiện điều tiết năng lực chủ đạo của nghiên cứu.</w:t>
-      </w:r>
-    </w:p>
-    <w:bookmarkEnd w:id="42"/>
-    <w:bookmarkStart w:id="43" w:name="X90ada23a1e72a466be2676c9cfbd3f3b5fdbd04"/>
-    <w:p>
-      <w:pPr>
-        <w:pStyle w:val="Heading3"/>
-      </w:pPr>
-      <w:r>
-        <w:t xml:space="preserve">4.5 Đặc điểm quản lý (H4)</w:t>
-      </w:r>
-    </w:p>
-    <w:p>
-      <w:pPr>
-        <w:pStyle w:val="FirstParagraph"/>
-      </w:pPr>
-      <w:r>
-        <w:rPr>
-          <w:iCs/>
-          <w:i/>
-        </w:rPr>
-        <w:t xml:space="preserve">Bảng 2, Mô hình M9.</w:t>
-      </w:r>
-    </w:p>
-    <w:p>
-      <w:pPr>
-        <w:pStyle w:val="BodyText"/>
-      </w:pPr>
-      <w:r>
-        <w:t xml:space="preserve">Kinh nghiệm quản lý (β = +0,007, p = .026) và quản lý cấp cao là nữ (β = +0,185, p &lt; .001) đều nâng hiệu quả doanh nghiệp độc lập với FSTS ở M9. Hiệu ứng kinh nghiệm hàm ý năng suất lao động cao hơn xấp xỉ 0,7% cho mỗi năm kinh nghiệm ngành bổ sung; hiệu ứng quản lý cấp cao là nữ hàm ý mức bù hiệu quả xấp xỉ 20% (exp(0,185) − 1 ≈ 20%). Tương tác FSTS×kinh_nghiệm_quản_lý không có ý nghĩa ở M9 (β = −0,012, p = .133), nhưng đạt p = .053 ở M11 (β = −0,019, †), gợi ý rằng, trong đặc tả đầy đủ, các nhà quản lý có kinh nghiệm hơn điều hướng các thách thức phối hợp ở mức FSTS cao hiệu quả hơn (tương tác âm = sự suy giảm hiệu quả nhỏ hơn trên điểm ngưỡng).</w:t>
-      </w:r>
-    </w:p>
-    <w:p>
-      <w:pPr>
-        <w:pStyle w:val="BodyText"/>
-      </w:pPr>
+          <w:iCs/>
+          <w:i/>
+        </w:rPr>
+        <w:t xml:space="preserve">) và FSTS²×DAI = +0,766 (p = .001,</w:t>
+      </w:r>
       <w:r>
         <w:rPr>
           <w:bCs/>
           <w:b/>
-        </w:rPr>
-        <w:t xml:space="preserve">H4 được ủng hộ một phần.</w:t>
-      </w:r>
-      <w:r>
-        <w:t xml:space="preserve"> </w:t>
-      </w:r>
-      <w:r>
-        <w:t xml:space="preserve">Kinh nghiệm của quản lý cấp cao và quản lý là nữ cải thiện hiệu quả doanh nghiệp (các hiệu ứng mức được xác nhận). Hiệu ứng điều tiết đường cong của kinh nghiệm quản lý hiện diện ở biên ở M11 nhưng vắng mặt ở M9; nghiên cứu diễn giải đây là một phát hiện thứ cấp cần tái lập.</w:t>
-      </w:r>
-    </w:p>
-    <w:bookmarkEnd w:id="43"/>
-    <w:bookmarkStart w:id="44" w:name="Xc9fa35adf96da1fb0ca9259f39ed494a02f2b30"/>
-    <w:p>
-      <w:pPr>
-        <w:pStyle w:val="Heading3"/>
-      </w:pPr>
-      <w:r>
-        <w:t xml:space="preserve">4.6 Điều tiết theo chế độ thể chế (H5)</w:t>
-      </w:r>
-    </w:p>
-    <w:p>
-      <w:pPr>
-        <w:pStyle w:val="FirstParagraph"/>
-      </w:pPr>
-      <w:r>
-        <w:rPr>
-          <w:iCs/>
-          <w:i/>
-        </w:rPr>
-        <w:t xml:space="preserve">Bảng 2, Mô hình M10.</w:t>
-      </w:r>
-    </w:p>
-    <w:p>
-      <w:pPr>
-        <w:pStyle w:val="BodyText"/>
-      </w:pPr>
-      <w:r>
-        <w:t xml:space="preserve">Hiệu ứng chính của nhóm ICRV (β = +0,763, p &lt; .001) cho thấy rằng, khi kiểm soát TCI, DAI và đặc điểm doanh nghiệp, mỗi bước tăng trên thang ICRV (từ Nhóm I lên VI, tức từ thể chế mạnh đến yếu) gắn với mức năng suất lao động cao hơn xấp xỉ 115% (exp(0,763) − 1 ≈ 115%). Hệ số ICRV</w:t>
-      </w:r>
-      <w:r>
-        <w:t xml:space="preserve"> </w:t>
-      </w:r>
-      <w:r>
-        <w:rPr>
-          <w:iCs/>
-          <w:i/>
-        </w:rPr>
-        <w:t xml:space="preserve">dương</w:t>
-      </w:r>
-      <w:r>
-        <w:t xml:space="preserve"> </w:t>
-      </w:r>
-      <w:r>
-        <w:t xml:space="preserve">trái trực giác này phản ánh rằng doanh thu danh nghĩa trên mỗi lao động cao hơn ở các nền kinh tế có mặt bằng giá thấp hơn (đặc trưng của các nền kinh tế tiên phong/mới nổi), và hiệu ứng cố định quốc gia-năm không được đưa vào M10 nhằm bảo toàn chế độ thể chế làm biến điều tiết trọng tâm cần quan tâm.</w:t>
-      </w:r>
-    </w:p>
-    <w:p>
-      <w:pPr>
-        <w:pStyle w:val="BodyText"/>
-      </w:pPr>
-      <w:r>
-        <w:t xml:space="preserve">Liên quan hơn đối với H5 là các số hạng tương tác: FSTS×ICRV (β = +1,762, p &lt; .001) và FSTS²×ICRV (β = −2,746, p &lt; .001). Những kết quả này cho thấy độ dốc đi lên của đường cong I–P dốc hơn ở các nền kinh tế thể chế yếu hơn (nhóm ICRV cao hơn), nhưng độ dốc đi xuống cũng vậy, nghĩa là đỉnh hình chữ U ngược xuất hiện ở các mức cường độ xuất khẩu thấp hơn ở các nền kinh tế thể chế mạnh hơn (số ICRV thấp hơn), và rõ nét hơn ở các nền kinh tế thể chế yếu hơn. Phân rã theo nhóm ICRV: với các nền kinh tế Nhóm I (Dẫn dắt bởi đổi mới tiên tiến), điểm ngưỡng ước lượng xấp xỉ 28%; với Nhóm V–VI (Tiên phong/SIDS), điểm ngưỡng ước lượng xấp xỉ 55%. Mô hình này nhất quán với việc doanh nghiệp ở các nền kinh tế thể chế tiên tiến thu hồi chi phí quốc tế hóa ở các mức cường độ xuất khẩu thấp hơn, trong khi doanh nghiệp ở các môi trường thể chế yếu hơn cần cam kết xuất khẩu lớn hơn để đạt đỉnh hiệu quả.</w:t>
-      </w:r>
-    </w:p>
-    <w:p>
-      <w:pPr>
-        <w:pStyle w:val="BodyText"/>
-      </w:pPr>
+          <w:iCs/>
+          <w:i/>
+        </w:rPr>
+        <w:t xml:space="preserve"> </w:t>
+      </w:r>
+      <w:r>
+        <w:rPr>
+          <w:iCs/>
+          <w:i/>
+        </w:rPr>
+        <w:t xml:space="preserve">). Mô hình tương tác, FSTS×DAI âm và FSTS²×DAI dương, nghĩa là các doanh nghiệp DAI cao trải qua một đường cong I–P phẳng hơn, đã dịch chuyển: lợi tức năng suất trên mỗi đơn vị FSTS thấp hơn ở mức cường độ xuất khẩu thấp (chi phí áp dụng chìm, hoặc sự chọn lọc các doanh nghiệp bị ràng buộc năng suất vào áp dụng số), nhưng sự suy giảm hiệu quả nhỏ hơn đáng kể ở mức FSTS cao (hạ tầng số hỗ trợ phối hợp xuyên biên giới ở quy mô lớn). Kết quả này còn mạnh hơn ở M9 với các biến kiểm soát quản lý: FSTS×DAI = −0,780 (p &lt; .001,</w:t>
+      </w:r>
+      <w:r>
+        <w:rPr>
+          <w:iCs/>
+          <w:i/>
+        </w:rPr>
+        <w:t xml:space="preserve"> </w:t>
+      </w:r>
       <w:r>
         <w:rPr>
           <w:bCs/>
           <w:b/>
         </w:rPr>
+        <w:t xml:space="preserve">) và FSTS²×DAI = +0,994 (p &lt; .001,</w:t>
+      </w:r>
+      <w:r>
+        <w:rPr>
+          <w:bCs/>
+          <w:b/>
+        </w:rPr>
+        <w:t xml:space="preserve"> </w:t>
+      </w:r>
+      <w:r>
+        <w:t xml:space="preserve">*). Hình chữ U ngược được duy trì ở cả hai đặc tả (M8: TP = 33,8%; M9: TP = 36,1%).</w:t>
+      </w:r>
+    </w:p>
+    <w:p>
+      <w:pPr>
+        <w:pStyle w:val="BodyText"/>
+      </w:pPr>
+      <w:r>
+        <w:rPr>
+          <w:bCs/>
+          <w:b/>
+        </w:rPr>
+        <w:t xml:space="preserve">H3 được ủng hộ.</w:t>
+      </w:r>
+      <w:r>
+        <w:t xml:space="preserve"> </w:t>
+      </w:r>
+      <w:r>
+        <w:t xml:space="preserve">DAI nâng hiệu quả doanh nghiệp lên xấp xỉ 16% và tái định hình đáng kể đường cong I–P, nén sườn đi lên và giảm nhẹ sự suy giảm hiệu quả ở mức FSTS cao, ngay cả trước khi kiểm soát đặc điểm quản lý. Đây là phát hiện điều tiết năng lực chủ đạo của nghiên cứu.</w:t>
+      </w:r>
+    </w:p>
+    <w:bookmarkEnd w:id="40"/>
+    <w:bookmarkStart w:id="41" w:name="đặc-điểm-quản-lý-h4-1"/>
+    <w:p>
+      <w:pPr>
+        <w:pStyle w:val="Heading3"/>
+      </w:pPr>
+      <w:r>
+        <w:t xml:space="preserve">4.5 Đặc điểm quản lý (H4)</w:t>
+      </w:r>
+    </w:p>
+    <w:p>
+      <w:pPr>
+        <w:pStyle w:val="FirstParagraph"/>
+      </w:pPr>
+      <w:r>
+        <w:rPr>
+          <w:iCs/>
+          <w:i/>
+        </w:rPr>
+        <w:t xml:space="preserve">Bảng 2, Mô hình M9.</w:t>
+      </w:r>
+    </w:p>
+    <w:p>
+      <w:pPr>
+        <w:pStyle w:val="BodyText"/>
+      </w:pPr>
+      <w:r>
+        <w:t xml:space="preserve">Kinh nghiệm quản lý (β = +0,007, p = .026) và quản lý cấp cao là nữ (β = +0,185, p &lt; .001) đều nâng hiệu quả doanh nghiệp độc lập với FSTS ở M9. Hiệu ứng kinh nghiệm hàm ý năng suất lao động cao hơn xấp xỉ 0,7% cho mỗi năm kinh nghiệm ngành bổ sung; hiệu ứng quản lý cấp cao là nữ hàm ý mức bù hiệu quả xấp xỉ 20% (exp(0,185) − 1 ≈ 20%). Tương tác FSTS×kinh_nghiệm_quản_lý không có ý nghĩa ở M9 (β = −0,012, p = .133), nhưng đạt p = .053 ở M11 (β = −0,019, †), gợi ý rằng, trong đặc tả đầy đủ, các nhà quản lý có kinh nghiệm hơn điều hướng các thách thức phối hợp ở mức FSTS cao hiệu quả hơn (tương tác âm = sự suy giảm hiệu quả nhỏ hơn trên điểm ngưỡng).</w:t>
+      </w:r>
+    </w:p>
+    <w:p>
+      <w:pPr>
+        <w:pStyle w:val="BodyText"/>
+      </w:pPr>
+      <w:r>
+        <w:rPr>
+          <w:bCs/>
+          <w:b/>
+        </w:rPr>
+        <w:t xml:space="preserve">H4 được ủng hộ một phần.</w:t>
+      </w:r>
+      <w:r>
+        <w:t xml:space="preserve"> </w:t>
+      </w:r>
+      <w:r>
+        <w:t xml:space="preserve">Kinh nghiệm của quản lý cấp cao và quản lý là nữ cải thiện hiệu quả doanh nghiệp (các hiệu ứng mức được xác nhận). Hiệu ứng điều tiết đường cong của kinh nghiệm quản lý hiện diện ở biên ở M11 nhưng vắng mặt ở M9; nghiên cứu diễn giải đây là một phát hiện thứ cấp cần tái lập.</w:t>
+      </w:r>
+    </w:p>
+    <w:bookmarkEnd w:id="41"/>
+    <w:bookmarkStart w:id="42" w:name="điều-tiết-theo-chế-độ-thể-chế-h5"/>
+    <w:p>
+      <w:pPr>
+        <w:pStyle w:val="Heading3"/>
+      </w:pPr>
+      <w:r>
+        <w:t xml:space="preserve">4.6 Điều tiết theo chế độ thể chế (H5)</w:t>
+      </w:r>
+    </w:p>
+    <w:p>
+      <w:pPr>
+        <w:pStyle w:val="FirstParagraph"/>
+      </w:pPr>
+      <w:r>
+        <w:rPr>
+          <w:iCs/>
+          <w:i/>
+        </w:rPr>
+        <w:t xml:space="preserve">Bảng 2, Mô hình M10.</w:t>
+      </w:r>
+    </w:p>
+    <w:p>
+      <w:pPr>
+        <w:pStyle w:val="BodyText"/>
+      </w:pPr>
+      <w:r>
+        <w:t xml:space="preserve">Hiệu ứng chính của nhóm ICRV (β = +0,763, p &lt; .001) cho thấy rằng, khi kiểm soát TCI, DAI và đặc điểm doanh nghiệp, mỗi bước tăng trên thang ICRV (từ Nhóm I lên VI, tức từ thể chế mạnh đến yếu) gắn với mức năng suất lao động cao hơn xấp xỉ 115% (exp(0,763) − 1 ≈ 115%). Hệ số ICRV</w:t>
+      </w:r>
+      <w:r>
+        <w:t xml:space="preserve"> </w:t>
+      </w:r>
+      <w:r>
+        <w:rPr>
+          <w:iCs/>
+          <w:i/>
+        </w:rPr>
+        <w:t xml:space="preserve">dương</w:t>
+      </w:r>
+      <w:r>
+        <w:t xml:space="preserve"> </w:t>
+      </w:r>
+      <w:r>
+        <w:t xml:space="preserve">trái trực giác này phản ánh rằng doanh thu danh nghĩa trên mỗi lao động cao hơn ở các nền kinh tế có mặt bằng giá thấp hơn (đặc trưng của các nền kinh tế tiên phong/mới nổi), và hiệu ứng cố định quốc gia-năm không được đưa vào M10 nhằm bảo toàn chế độ thể chế làm biến điều tiết trọng tâm cần quan tâm.</w:t>
+      </w:r>
+    </w:p>
+    <w:p>
+      <w:pPr>
+        <w:pStyle w:val="BodyText"/>
+      </w:pPr>
+      <w:r>
+        <w:t xml:space="preserve">Liên quan hơn đối với H5 là các số hạng tương tác: FSTS×ICRV (β = +1,762, p &lt; .001) và FSTS²×ICRV (β = −2,746, p &lt; .001). Những kết quả này cho thấy độ dốc đi lên của đường cong I–P dốc hơn ở các nền kinh tế thể chế yếu hơn (nhóm ICRV cao hơn), nhưng độ dốc đi xuống cũng vậy, nghĩa là đỉnh hình chữ U ngược xuất hiện ở các mức cường độ xuất khẩu thấp hơn ở các nền kinh tế thể chế mạnh hơn (số ICRV thấp hơn), và rõ nét hơn ở các nền kinh tế thể chế yếu hơn. Phân rã theo nhóm ICRV: với các nền kinh tế Nhóm I (Dẫn dắt bởi đổi mới tiên tiến), điểm ngưỡng ước lượng xấp xỉ 28%; với Nhóm V–VI (Tiên phong/SIDS), điểm ngưỡng ước lượng xấp xỉ 55%. Mô hình này nhất quán với việc doanh nghiệp ở các nền kinh tế thể chế tiên tiến thu hồi chi phí quốc tế hóa ở các mức cường độ xuất khẩu thấp hơn, trong khi doanh nghiệp ở các môi trường thể chế yếu hơn cần cam kết xuất khẩu lớn hơn để đạt đỉnh hiệu quả.</w:t>
+      </w:r>
+    </w:p>
+    <w:p>
+      <w:pPr>
+        <w:pStyle w:val="BodyText"/>
+      </w:pPr>
+      <w:r>
+        <w:rPr>
+          <w:bCs/>
+          <w:b/>
+        </w:rPr>
         <w:t xml:space="preserve">H5 được ủng hộ.</w:t>
       </w:r>
       <w:r>
@@ -1230,8 +1248,8 @@
         <w:t xml:space="preserve">Chế độ thể chế ICRV điều tiết một cách có hệ thống cả độ dốc lẫn độ cong của hàm I–P, với thể chế mạnh hơn gắn với các đỉnh hiệu quả sớm hơn (mức FSTS thấp hơn).</w:t>
       </w:r>
     </w:p>
-    <w:bookmarkEnd w:id="44"/>
-    <w:bookmarkStart w:id="45" w:name="X24363733ee7dfaabf6260bee58e472cd3ab4b01"/>
+    <w:bookmarkEnd w:id="42"/>
+    <w:bookmarkStart w:id="43" w:name="điều-tiết-ba-chiều-đầy-đủ-h6"/>
     <w:p>
       <w:pPr>
         <w:pStyle w:val="Heading3"/>
@@ -1293,24 +1311,60 @@
         </w:pict>
       </w:r>
     </w:p>
+    <w:bookmarkEnd w:id="43"/>
+    <w:bookmarkEnd w:id="44"/>
+    <w:bookmarkStart w:id="50" w:name="thảo-luận"/>
+    <w:p>
+      <w:pPr>
+        <w:pStyle w:val="Heading2"/>
+      </w:pPr>
+      <w:r>
+        <w:t xml:space="preserve">5. Thảo luận</w:t>
+      </w:r>
+    </w:p>
+    <w:bookmarkStart w:id="45" w:name="X518a165f0da121a66730cda8e5e9725d752b605"/>
+    <w:p>
+      <w:pPr>
+        <w:pStyle w:val="Heading3"/>
+      </w:pPr>
+      <w:r>
+        <w:t xml:space="preserve">5.1 Lời giải cho tính dị biệt xuyên nghiên cứu</w:t>
+      </w:r>
+    </w:p>
+    <w:p>
+      <w:pPr>
+        <w:pStyle w:val="FirstParagraph"/>
+      </w:pPr>
+      <w:r>
+        <w:t xml:space="preserve">Phát hiện trung tâm, một hình chữ U ngược với điểm ngưỡng 40,0% cường độ doanh thu nước ngoài ở mô hình đầy đủ M5 (dải 33,8–40,0%), vững qua 49 nền kinh tế và sáu nhóm ICRV, đưa ra một lời giải gọn nhẹ cho những mâu thuẫn bề ngoài trong văn liệu I–P châu Á. Các nghiên cứu tìm thấy hiệu ứng tuyến tính dương (Pangarkar, 2008: Singapore; Cho et al., 2023: Hàn Quốc) đang làm việc với các mẫu tập trung khá thấp dưới điểm ngưỡng; các doanh nghiệp của họ ở trên sườn đi lên. Các nghiên cứu tìm thấy kết quả không có ý nghĩa hoặc ngược chiều (Mondal et al., 2022: doanh nghiệp gia đình Ấn Độ) có thể đang nắm bắt các doanh nghiệp trên điểm ngưỡng trong một năm WBES có đợt cao. Kết quả điều tiết ICRV của nghiên cứu cung cấp một tinh chỉnh thêm: bản thân điểm ngưỡng biến thiên từ xấp xỉ 28% (Nhóm I) đến 55% (Nhóm V–VI), nên các nghiên cứu ở các nền kinh tế thể chế tiên tiến có khả năng tìm thấy các hiệu ứng đạt đỉnh sớm hơn so với các nghiên cứu ở các nền kinh tế tiên phong.</w:t>
+      </w:r>
+    </w:p>
     <w:bookmarkEnd w:id="45"/>
+    <w:bookmarkStart w:id="46" w:name="X1aa25bedbcbb095f8374759e47e8f06ef6316f8"/>
+    <w:p>
+      <w:pPr>
+        <w:pStyle w:val="Heading3"/>
+      </w:pPr>
+      <w:r>
+        <w:t xml:space="preserve">5.2 Công nghệ là yếu tố khuếch đại, không phải yếu tố điều tiết</w:t>
+      </w:r>
+    </w:p>
+    <w:p>
+      <w:pPr>
+        <w:pStyle w:val="FirstParagraph"/>
+      </w:pPr>
+      <w:r>
+        <w:t xml:space="preserve">Phát hiện rằng TCI nâng mức hiệu quả mà không tái định hình một cách vững chắc đường cong I–P trong mẫu tổng hợp phân biệt kết quả xuyên nền kinh tế với bằng chứng từng quốc gia. Ở P3 Việt Nam và P5 Trung Quốc, TCI điều tiết hình dạng đường cong; trong tập hợp 49 nền kinh tế, tính dị biệt thể chế làm suy giảm tín hiệu điều tiết đó. Điều này nhất quán với lập luận năng lực hấp thụ (Cohen &amp; Levinthal, 1990): các doanh nghiệp TCI cao xử lý tín hiệu thị trường quốc tế hiệu quả hơn, nhưng lợi ích định hình đường cong đòi hỏi tính bổ sung thể chế (ví dụ, bảo hộ sở hữu trí tuệ mạnh, hạ tầng chuyển giao công nghệ) vốn hiện diện không nhất quán qua toàn bộ phổ ICRV. Hàm ý thực tiễn là năng lực công nghệ nâng sàn hiệu quả một cách phổ quát, nhưng vai trò định hình đường cong của nó phụ thuộc bối cảnh và không thể được giả định ở quy mô lớn.</w:t>
+      </w:r>
+    </w:p>
     <w:bookmarkEnd w:id="46"/>
-    <w:bookmarkStart w:id="52" w:name="X3923f9545aa9c992e02ccb4472a40e02686b4e2"/>
-    <w:p>
-      <w:pPr>
-        <w:pStyle w:val="Heading2"/>
-      </w:pPr>
-      <w:r>
-        <w:t xml:space="preserve">5. Thảo luận</w:t>
-      </w:r>
-    </w:p>
-    <w:bookmarkStart w:id="47" w:name="X8d0d396fc004c885b119ca80672e2e428b6d9fe"/>
+    <w:bookmarkStart w:id="47" w:name="áp-dụng-số-và-tính-bổ-sung-thể-chế"/>
     <w:p>
       <w:pPr>
         <w:pStyle w:val="Heading3"/>
       </w:pPr>
       <w:r>
-        <w:t xml:space="preserve">5.1 Lời giải cho tính dị biệt xuyên nghiên cứu</w:t>
+        <w:t xml:space="preserve">5.3 Áp dụng số và tính bổ sung thể chế</w:t>
       </w:r>
     </w:p>
     <w:p>
@@ -1318,17 +1372,17 @@
         <w:pStyle w:val="FirstParagraph"/>
       </w:pPr>
       <w:r>
-        <w:t xml:space="preserve">Phát hiện trung tâm, một hình chữ U ngược với điểm ngưỡng xấp xỉ 36% cường độ doanh thu nước ngoài, vững qua 49 nền kinh tế và sáu nhóm ICRV, đưa ra một lời giải gọn nhẹ cho những mâu thuẫn bề ngoài trong văn liệu I–P châu Á. Các nghiên cứu tìm thấy hiệu ứng tuyến tính dương (Pangarkar, 2008: Singapore; Cho et al., 2023: Hàn Quốc) đang làm việc với các mẫu tập trung khá thấp dưới điểm ngưỡng 36%; các doanh nghiệp của họ ở trên sườn đi lên. Các nghiên cứu tìm thấy kết quả không có ý nghĩa hoặc ngược chiều (Mondal et al., 2022: doanh nghiệp gia đình Ấn Độ) có thể đang nắm bắt các doanh nghiệp trên điểm ngưỡng trong một năm WBES có đợt cao. Kết quả điều tiết ICRV của nghiên cứu cung cấp một tinh chỉnh thêm: bản thân điểm ngưỡng biến thiên từ xấp xỉ 28% (Nhóm I) đến 55% (Nhóm V–VI), nên các nghiên cứu ở các nền kinh tế thể chế tiên tiến có khả năng tìm thấy các hiệu ứng đạt đỉnh sớm hơn so với các nghiên cứu ở các nền kinh tế tiên phong.</w:t>
+        <w:t xml:space="preserve">Việc tái định hình đường cong theo tính bổ sung năng lực được tìm thấy cho DAI ở M9, cùng với tương tác DAI×ICRV có ý nghĩa (β = +0,060, p = .012) ở M11, cung cấp bằng chứng đa nền kinh tế đầu tiên cho dự đoán CDCM rằng hiệu ứng hiệu quả của năng lực số phụ thuộc bối cảnh. Ở các nền kinh tế thể chế mạnh hơn (Nhóm I–II), hạ tầng số gần như phổ quát và do đó chỉ mang lại lợi thế cạnh tranh cho những người áp dụng sớm ở mức biên; trong các môi trường thể chế yếu hơn (Nhóm IV–VI), áp dụng số vẫn mang tính khác biệt hóa. Hàm ý là các chính sách thúc đẩy số hóa ở các nền kinh tế tiên phong có khả năng tạo ra lợi tức ở cấp doanh nghiệp mạnh hơn trên mỗi đơn vị áp dụng so với các chính sách tương đương ở các nền kinh tế tiên tiến.</w:t>
       </w:r>
     </w:p>
     <w:bookmarkEnd w:id="47"/>
-    <w:bookmarkStart w:id="48" w:name="X5fa24ba5f8c28cbd7c6f1363a60c95551a08c04"/>
+    <w:bookmarkStart w:id="48" w:name="tính-dị-biệt-của-quản-lý"/>
     <w:p>
       <w:pPr>
         <w:pStyle w:val="Heading3"/>
       </w:pPr>
       <w:r>
-        <w:t xml:space="preserve">5.2 Công nghệ là yếu tố khuếch đại, không phải yếu tố điều tiết</w:t>
+        <w:t xml:space="preserve">5.4 Tính dị biệt của quản lý</w:t>
       </w:r>
     </w:p>
     <w:p>
@@ -1336,17 +1390,41 @@
         <w:pStyle w:val="FirstParagraph"/>
       </w:pPr>
       <w:r>
-        <w:t xml:space="preserve">Phát hiện rằng TCI nâng mức hiệu quả mà không tái định hình một cách vững chắc đường cong I–P trong mẫu tổng hợp phân biệt kết quả xuyên nền kinh tế với bằng chứng từng quốc gia. Ở P3 Việt Nam và P5 Trung Quốc, TCI điều tiết hình dạng đường cong; trong tập hợp 49 nền kinh tế, tính dị biệt thể chế làm suy giảm tín hiệu điều tiết đó. Điều này nhất quán với lập luận năng lực hấp thụ (Cohen &amp; Levinthal, 1990): các doanh nghiệp TCI cao xử lý tín hiệu thị trường quốc tế hiệu quả hơn, nhưng lợi ích định hình đường cong đòi hỏi tính bổ sung thể chế (ví dụ, bảo hộ sở hữu trí tuệ mạnh, hạ tầng chuyển giao công nghệ) vốn hiện diện không nhất quán qua toàn bộ phổ ICRV. Hàm ý thực tiễn là năng lực công nghệ nâng sàn hiệu quả một cách phổ quát, nhưng vai trò định hình đường cong của nó phụ thuộc bối cảnh và không thể được giả định ở quy mô lớn.</w:t>
+        <w:t xml:space="preserve">Mức bù hiệu quả nhất quán và có ý nghĩa cho quản lý cấp cao là nữ (xấp xỉ 17–20% qua các đặc tả) là đáng chú ý khi xét sự đa dạng của các nền kinh tế trong mẫu, từ các nền kinh tế bảo thủ vùng Vịnh (Bahrain, Iraq) đến các trung tâm đổi mới tiến bộ (Hàn Quốc, Singapore, Israel). Tính vững xuyên bối cảnh này ủng hộ quan điểm rằng quản lý cấp cao là nữ là một nguồn lực thực sự (Hambrick &amp; Mason, 1984; Richard et al., 2019), không chỉ là biến đại diện cho chất lượng quản trị doanh nghiệp. Kết quả null về điều tiết đường cong (FSTS×quản_lý_nữ không có ý nghĩa) gợi ý rằng mức bù hiệu quả mang tính phổ quát qua các mức FSTS, các nhà quản lý nữ cải thiện hiệu quả tuyệt đối nhưng không giúp doanh nghiệp điều hướng quốc tế hóa hiệu quả hơn.</w:t>
+      </w:r>
+    </w:p>
+    <w:p>
+      <w:pPr>
+        <w:pStyle w:val="BodyText"/>
+      </w:pPr>
+      <w:r>
+        <w:t xml:space="preserve">Hai nghiên cứu gần đây của Ngân hàng Thế giới củng cố mức bù này từ góc nhìn phía cung. Tại Việt Nam, một trong những nền kinh tế đóng góp lớn nhất thuộc ICRV Nhóm IV, với tỷ lệ tham gia lực lượng lao động nữ trên nam là 88,61% (World Bank Prosperity Data360, 2025), bản ghi chú chính sách</w:t>
+      </w:r>
+      <w:r>
+        <w:t xml:space="preserve"> </w:t>
+      </w:r>
+      <w:r>
+        <w:rPr>
+          <w:iCs/>
+          <w:i/>
+        </w:rPr>
+        <w:t xml:space="preserve">Care for Growth</w:t>
+      </w:r>
+      <w:r>
+        <w:t xml:space="preserve"> </w:t>
+      </w:r>
+      <w:r>
+        <w:t xml:space="preserve">(Buchhave et al., 2026) ghi nhận rằng phụ nữ giữ vị trí quản lý đã vượt qua những rào cản duy trì việc làm đặc biệt: sinh con làm giảm xác suất có việc làm hưởng lương của phụ nữ 8,1 điểm phần trăm và thu nhập hộ gia đình đô thị 27%, mà không có hiệu ứng đáng kể đối với người cha. Do đó, phụ nữ đạt cấp quản lý đại diện cho một tầng lực lượng lao động được chọn lọc cao và tận tâm, nhất quán với mức bù năng suất mà nghiên cứu ước lượng. Ở cấp ngành, IFC (2022) cũng ghi nhận tương tự rằng lãnh đạo nữ trong ngành ngân hàng Việt Nam gắn với quản trị rủi ro và định hướng các bên liên quan vượt trội, các cơ chế vốn quan hệ được Lý thuyết Tầng lớp Quản lý Cấp cao đặt ra (Hambrick &amp; Mason, 1984). Những mảnh bằng chứng hội tụ này củng cố cách diễn giải rằng mức bù ước lượng từ WBES phản ánh năng lực quản lý thực sự thay vì sự chọn lọc nội sinh vào các doanh nghiệp năng suất cao.</w:t>
       </w:r>
     </w:p>
     <w:bookmarkEnd w:id="48"/>
-    <w:bookmarkStart w:id="49" w:name="X97d3aad815c0c774f5983afb9841b2729632868"/>
+    <w:bookmarkStart w:id="49" w:name="hạn-chế"/>
     <w:p>
       <w:pPr>
         <w:pStyle w:val="Heading3"/>
       </w:pPr>
       <w:r>
-        <w:t xml:space="preserve">5.3 Áp dụng số và tính bổ sung thể chế</w:t>
+        <w:t xml:space="preserve">5.5 Hạn chế</w:t>
       </w:r>
     </w:p>
     <w:p>
@@ -1354,67 +1432,25 @@
         <w:pStyle w:val="FirstParagraph"/>
       </w:pPr>
       <w:r>
-        <w:t xml:space="preserve">Việc tái định hình đường cong theo tính bổ sung năng lực được tìm thấy cho DAI ở M9, cùng với tương tác DAI×ICRV có ý nghĩa (β = +0,060, p = .012) ở M11, cung cấp bằng chứng đa nền kinh tế đầu tiên cho dự đoán CDCM rằng hiệu ứng hiệu quả của năng lực số phụ thuộc bối cảnh. Ở các nền kinh tế thể chế mạnh hơn (Nhóm I–II), hạ tầng số gần như phổ quát và do đó chỉ mang lại lợi thế cạnh tranh cho những người áp dụng sớm ở mức biên; trong các môi trường thể chế yếu hơn (Nhóm IV–VI), áp dụng số vẫn mang tính khác biệt hóa. Hàm ý là các chính sách thúc đẩy số hóa ở các nền kinh tế tiên phong có khả năng tạo ra lợi tức ở cấp doanh nghiệp mạnh hơn trên mỗi đơn vị áp dụng so với các chính sách tương đương ở các nền kinh tế tiên tiến.</w:t>
-      </w:r>
-    </w:p>
-    <w:bookmarkEnd w:id="49"/>
-    <w:bookmarkStart w:id="50" w:name="X5b1bf8a836b67002a13aefa80209ba3c7d8776b"/>
-    <w:p>
-      <w:pPr>
-        <w:pStyle w:val="Heading3"/>
-      </w:pPr>
-      <w:r>
-        <w:t xml:space="preserve">5.4 Tính dị biệt của quản lý</w:t>
-      </w:r>
-    </w:p>
-    <w:p>
-      <w:pPr>
-        <w:pStyle w:val="FirstParagraph"/>
-      </w:pPr>
-      <w:r>
-        <w:t xml:space="preserve">Mức bù hiệu quả nhất quán và có ý nghĩa cho quản lý cấp cao là nữ (xấp xỉ 17–20% qua các đặc tả) là đáng chú ý khi xét sự đa dạng của các nền kinh tế trong mẫu, từ các nền kinh tế bảo thủ vùng Vịnh (Bahrain, Iraq) đến các trung tâm đổi mới tiến bộ (Hàn Quốc, Singapore, Israel). Tính vững xuyên bối cảnh này ủng hộ quan điểm rằng quản lý cấp cao là nữ là một nguồn lực thực sự (Hambrick &amp; Mason, 1984; Richard et al., 2019), không chỉ là biến đại diện cho chất lượng quản trị doanh nghiệp. Kết quả null về điều tiết đường cong (FSTS×quản_lý_nữ không có ý nghĩa) gợi ý rằng mức bù hiệu quả mang tính phổ quát qua các mức FSTS, các nhà quản lý nữ cải thiện hiệu quả tuyệt đối nhưng không giúp doanh nghiệp điều hướng quốc tế hóa hiệu quả hơn.</w:t>
-      </w:r>
-    </w:p>
-    <w:p>
-      <w:pPr>
-        <w:pStyle w:val="BodyText"/>
-      </w:pPr>
-      <w:r>
-        <w:t xml:space="preserve">Hai nghiên cứu gần đây của Ngân hàng Thế giới củng cố mức bù này từ góc nhìn phía cung. Tại Việt Nam, một trong những nền kinh tế đóng góp lớn nhất thuộc ICRV Nhóm IV, với tỷ lệ tham gia lực lượng lao động nữ trên nam là 88,61% (World Bank Prosperity Data360, 2025), bản ghi chú chính sách</w:t>
-      </w:r>
-      <w:r>
-        <w:t xml:space="preserve"> </w:t>
-      </w:r>
-      <w:r>
-        <w:rPr>
-          <w:iCs/>
-          <w:i/>
-        </w:rPr>
-        <w:t xml:space="preserve">Care for Growth</w:t>
-      </w:r>
-      <w:r>
-        <w:t xml:space="preserve"> </w:t>
-      </w:r>
-      <w:r>
-        <w:t xml:space="preserve">(Buchhave et al., 2026) ghi nhận rằng phụ nữ giữ vị trí quản lý đã vượt qua những rào cản duy trì việc làm đặc biệt: sinh con làm giảm xác suất có việc làm hưởng lương của phụ nữ 8,1 điểm phần trăm và thu nhập hộ gia đình đô thị 27%, mà không có hiệu ứng đáng kể đối với người cha. Do đó, phụ nữ đạt cấp quản lý đại diện cho một tầng lực lượng lao động được chọn lọc cao và tận tâm, nhất quán với mức bù năng suất mà nghiên cứu ước lượng. Ở cấp ngành, IFC (2022) cũng ghi nhận tương tự rằng lãnh đạo nữ trong ngành ngân hàng Việt Nam gắn với quản trị rủi ro và định hướng các bên liên quan vượt trội, các cơ chế vốn quan hệ được Lý thuyết Tầng lớp Quản lý Cấp cao đặt ra (Hambrick &amp; Mason, 1984). Những mảnh bằng chứng hội tụ này củng cố cách diễn giải rằng mức bù ước lượng từ WBES phản ánh năng lực quản lý thực sự thay vì sự chọn lọc nội sinh vào các doanh nghiệp năng suất cao.</w:t>
-      </w:r>
-    </w:p>
-    <w:bookmarkEnd w:id="50"/>
-    <w:bookmarkStart w:id="51" w:name="X1db92cff7de439f7ce5498ad6566fddb73002b1"/>
-    <w:p>
-      <w:pPr>
-        <w:pStyle w:val="Heading3"/>
-      </w:pPr>
-      <w:r>
-        <w:t xml:space="preserve">5.5 Hạn chế</w:t>
-      </w:r>
-    </w:p>
-    <w:p>
-      <w:pPr>
-        <w:pStyle w:val="FirstParagraph"/>
-      </w:pPr>
-      <w:r>
-        <w:t xml:space="preserve">Ba ràng buộc suy luận giới hạn các phát hiện này. Thứ nhất, WBES là một thiết kế mặt cắt ngang: thuật ngữ "hiệu quả" xuyên suốt đề cập đến một mối liên hệ đồng thời giữa FSTS và năng suất lao động trong một năm khảo sát nhất định, không phải một hiệu ứng nhân quả được theo dõi theo dữ liệu mảng. Chiến lược IV dùng ở P3 Việt Nam để giải quyết sự chọn lọc vào xuất khẩu không sẵn có ở quy mô lớn xuyên 34 nền kinh tế. Thứ hai, thước đo DAI bị giới hạn ở các năng lực Tầng 1 (website) và Tầng 2 (thanh toán điện tử) trong hầu hết các đợt WBES; các chiều năng lực số phong phú hơn được nắm bắt trong các đợt theo schema BEE gần đây hơn chưa sẵn có cho đa số nền kinh tế. Thứ ba, tập dữ liệu hiện bao phủ cả 49 nền kinh tế được ánh xạ ICRV qua sáu nhóm chế độ; tuy nhiên, đợt sẵn có của Oman (2003) có trước các biến năng lực số, giới hạn đóng góp của nó chỉ vào các mô hình cơ sở. Các đợt WBES Oman trong tương lai sẽ làm sắc nét các ước lượng Nhóm II.</w:t>
+        <w:t xml:space="preserve">Ba ràng buộc suy luận giới hạn các phát hiện này. Thứ nhất, WBES là một thiết kế mặt cắt ngang: thuật ngữ</w:t>
+      </w:r>
+      <w:r>
+        <w:t xml:space="preserve"> </w:t>
+      </w:r>
+      <w:r>
+        <w:t xml:space="preserve">“</w:t>
+      </w:r>
+      <w:r>
+        <w:t xml:space="preserve">hiệu quả</w:t>
+      </w:r>
+      <w:r>
+        <w:t xml:space="preserve">”</w:t>
+      </w:r>
+      <w:r>
+        <w:t xml:space="preserve"> </w:t>
+      </w:r>
+      <w:r>
+        <w:t xml:space="preserve">xuyên suốt đề cập đến một mối liên hệ đồng thời giữa FSTS và năng suất lao động trong một năm khảo sát nhất định, không phải một hiệu ứng nhân quả được theo dõi theo dữ liệu mảng. Chiến lược IV dùng ở P3 Việt Nam để giải quyết sự chọn lọc vào xuất khẩu không sẵn có ở quy mô lớn xuyên 34 nền kinh tế. Thứ hai, thước đo DAI bị giới hạn ở các năng lực Tầng 1 (website) và Tầng 2 (thanh toán điện tử) trong hầu hết các đợt WBES; các chiều năng lực số phong phú hơn được nắm bắt trong các đợt theo schema BEE gần đây hơn chưa sẵn có cho đa số nền kinh tế. Thứ ba, tập dữ liệu hiện bao phủ cả 49 nền kinh tế được ánh xạ ICRV qua sáu nhóm chế độ; tuy nhiên, đợt sẵn có của Oman (2003) có trước các biến năng lực số, giới hạn đóng góp của nó chỉ vào các mô hình cơ sở. Các đợt WBES Oman trong tương lai sẽ làm sắc nét các ước lượng Nhóm II.</w:t>
       </w:r>
     </w:p>
     <w:p>
@@ -1424,9 +1460,9 @@
         </w:pict>
       </w:r>
     </w:p>
-    <w:bookmarkEnd w:id="51"/>
-    <w:bookmarkEnd w:id="52"/>
-    <w:bookmarkStart w:id="53" w:name="Xb6340858ada32986909ac4c0a6855391782490d"/>
+    <w:bookmarkEnd w:id="49"/>
+    <w:bookmarkEnd w:id="50"/>
+    <w:bookmarkStart w:id="51" w:name="kết-luận"/>
     <w:p>
       <w:pPr>
         <w:pStyle w:val="Heading2"/>
@@ -1440,15 +1476,15 @@
         <w:pStyle w:val="FirstParagraph"/>
       </w:pPr>
       <w:r>
-        <w:t xml:space="preserve">Nghiên cứu nhận thấy rằng mối quan hệ I–P hình chữ U ngược duy trì vững chắc qua một mẫu WBES gồm 49 nền kinh tế và 102 đợt khảo sát, với điểm ngưỡng xấp xỉ 36% cường độ doanh thu nước ngoài. Ba kết luận có liên quan đến chính sách. Thứ nhất, đối với các doanh nghiệp trong giai đoạn đi lên (FSTS &lt; 36%), tăng cường quốc tế hóa giúp nâng cao năng suất; ưu tiên là tháo gỡ các rào cản đối với mở rộng xuất khẩu. Đối với các doanh nghiệp vượt qua điểm ngưỡng, ràng buộc không phải là tiếp cận thị trường mà là năng lực phối hợp. Thứ hai, xây dựng năng lực công nghệ nâng mức hiệu quả qua tất cả các mức FSTS mà không tái định hình một cách vững chắc đường cong; chính sách nên hướng vào xây dựng năng lực như một đòn bẩy hiệu quả nền tảng thay vì như một can thiệp dịch chuyển đường cong. Thứ ba, áp dụng số vừa là yếu tố nâng hiệu quả phổ quát vừa là yếu tố tái định hình đường cong chủ đạo: DAI nén lợi tức sườn đi lên và giảm nhẹ sự suy giảm hiệu quả sườn đi xuống, với lợi tức mạnh hơn trong các môi trường thể chế yếu hơn (DAI×ICRV, p = .012).</w:t>
-      </w:r>
-    </w:p>
-    <w:p>
-      <w:pPr>
-        <w:pStyle w:val="BodyText"/>
-      </w:pPr>
-      <w:r>
-        <w:t xml:space="preserve">Bối cảnh chính sách ngắn hạn làm tăng tính cấp thiết cho các phát hiện này. Dữ liệu giám sát vĩ mô của Ngân hàng Thế giới (World Bank, 2026b) cho Việt Nam, nền kinh tế ICRV Nhóm IV lớn nhất trong mẫu, cho thấy chỉ số PMI chế tạo giảm xuống 45,3 (suy giảm) vào tháng 3/2026 khi các đơn hàng xuất khẩu mới sụp đổ sau khi cơ quan đại diện thương mại Hoa Kỳ mở một cuộc điều tra; nhập khẩu hàng hóa đã tăng 27,8% so với cùng kỳ năm trước tính đến cùng tháng, một phần do gián đoạn chuỗi cung ứng năng lượng từ xung đột eo biển Hormuz. Đây chính là những điều kiện theo đó phía bên phải của hình chữ U ngược trở nên hệ trọng: các doanh nghiệp bị đẩy lên trên mức FSTS tối ưu của mình bởi các cam kết xuất khẩu trước đó phải đối mặt với áp lực phối hợp và chi phí đầu vào được khuếch đại. Kết quả điều tiết ICRV, rằng các doanh nghiệp Nhóm IV đối mặt với mức phạt sườn đi xuống dốc hơn, hàm ý rằng các nhà xuất khẩu Việt Nam hiện đang trên điểm ngưỡng FSTS 36% nằm trong số những đối tượng dễ tổn thương nhất trước các cú sốc vĩ mô. Các chính sách thúc đẩy áp dụng năng lực số (DAI) có thể làm đệm cho sự suy giảm này bằng cách nén sườn đi xuống, nhất quán với các ước lượng M8/M9 của nghiên cứu.</w:t>
+        <w:t xml:space="preserve">Nghiên cứu nhận thấy rằng mối quan hệ I–P hình chữ U ngược duy trì vững chắc qua một mẫu WBES gồm 49 nền kinh tế và 102 đợt khảo sát, với điểm ngưỡng 40,0% cường độ doanh thu nước ngoài ở mô hình đầy đủ M5 (dải 33,8–40,0%). Ba kết luận có liên quan đến chính sách. Thứ nhất, đối với các doanh nghiệp trong giai đoạn đi lên (FSTS dưới điểm ngưỡng ~40%), tăng cường quốc tế hóa giúp nâng cao năng suất; ưu tiên là tháo gỡ các rào cản đối với mở rộng xuất khẩu. Đối với các doanh nghiệp vượt qua điểm ngưỡng, ràng buộc không phải là tiếp cận thị trường mà là năng lực phối hợp. Thứ hai, xây dựng năng lực công nghệ nâng mức hiệu quả qua tất cả các mức FSTS mà không tái định hình một cách vững chắc đường cong; chính sách nên hướng vào xây dựng năng lực như một đòn bẩy hiệu quả nền tảng thay vì như một can thiệp dịch chuyển đường cong. Thứ ba, áp dụng số vừa là yếu tố nâng hiệu quả phổ quát vừa là yếu tố tái định hình đường cong chủ đạo: DAI nén lợi tức sườn đi lên và giảm nhẹ sự suy giảm hiệu quả sườn đi xuống, với lợi tức mạnh hơn trong các môi trường thể chế yếu hơn (DAI×ICRV, p = .012).</w:t>
+      </w:r>
+    </w:p>
+    <w:p>
+      <w:pPr>
+        <w:pStyle w:val="BodyText"/>
+      </w:pPr>
+      <w:r>
+        <w:t xml:space="preserve">Bối cảnh chính sách ngắn hạn làm tăng tính cấp thiết cho các phát hiện này. Dữ liệu giám sát vĩ mô của Ngân hàng Thế giới (World Bank, 2026b) cho Việt Nam, nền kinh tế ICRV Nhóm IV lớn nhất trong mẫu, cho thấy chỉ số PMI chế tạo giảm xuống 45,3 (suy giảm) vào tháng 3/2026 khi các đơn hàng xuất khẩu mới sụp đổ sau khi cơ quan đại diện thương mại Hoa Kỳ mở một cuộc điều tra; nhập khẩu hàng hóa đã tăng 27,8% so với cùng kỳ năm trước tính đến cùng tháng, một phần do gián đoạn chuỗi cung ứng năng lượng từ xung đột eo biển Hormuz. Đây chính là những điều kiện theo đó phía bên phải của hình chữ U ngược trở nên hệ trọng: các doanh nghiệp bị đẩy lên trên mức FSTS tối ưu của mình bởi các cam kết xuất khẩu trước đó phải đối mặt với áp lực phối hợp và chi phí đầu vào được khuếch đại. Kết quả điều tiết ICRV, rằng các doanh nghiệp Nhóm IV đối mặt với mức phạt sườn đi xuống dốc hơn, hàm ý rằng các nhà xuất khẩu Việt Nam hiện đang trên điểm ngưỡng FSTS nằm trong số những đối tượng dễ tổn thương nhất trước các cú sốc vĩ mô. Các chính sách thúc đẩy áp dụng năng lực số (DAI) có thể làm đệm cho sự suy giảm này bằng cách nén sườn đi xuống, nhất quán với các ước lượng M8/M9 của nghiên cứu.</w:t>
       </w:r>
     </w:p>
     <w:p>
@@ -1466,8 +1502,8 @@
         </w:pict>
       </w:r>
     </w:p>
-    <w:bookmarkEnd w:id="53"/>
-    <w:bookmarkStart w:id="78" w:name="tài-liệu-tham-khảo"/>
+    <w:bookmarkEnd w:id="51"/>
+    <w:bookmarkStart w:id="52" w:name="tài-liệu-tham-khảo"/>
     <w:p>
       <w:pPr>
         <w:pStyle w:val="Heading2"/>
@@ -1515,19 +1551,8 @@
         <w:t xml:space="preserve">Journal of Management, 17</w:t>
       </w:r>
       <w:r>
-        <w:t xml:space="preserve">(1), 99–120.</w:t>
-      </w:r>
-      <w:r>
-        <w:t xml:space="preserve"> </w:t>
-      </w:r>
-      <w:hyperlink r:id="rId54">
-        <w:r>
-          <w:rPr>
-            <w:rStyle w:val="Hyperlink"/>
-          </w:rPr>
-          <w:t xml:space="preserve">https://doi.org/10.1177/014920639101700108</w:t>
-        </w:r>
-      </w:hyperlink>
+        <w:t xml:space="preserve">(1), 99–120. https://doi.org/10.1177/014920639101700108</w:t>
+      </w:r>
     </w:p>
     <w:p>
       <w:pPr>
@@ -1571,19 +1596,8 @@
         <w:t xml:space="preserve">Management International Review, 47</w:t>
       </w:r>
       <w:r>
-        <w:t xml:space="preserve">(3), 319–347.</w:t>
-      </w:r>
-      <w:r>
-        <w:t xml:space="preserve"> </w:t>
-      </w:r>
-      <w:hyperlink r:id="rId55">
-        <w:r>
-          <w:rPr>
-            <w:rStyle w:val="Hyperlink"/>
-          </w:rPr>
-          <w:t xml:space="preserve">https://doi.org/10.1007/s11575-007-0019-z</w:t>
-        </w:r>
-      </w:hyperlink>
+        <w:t xml:space="preserve">(3), 319–347. https://doi.org/10.1007/s11575-007-0019-z</w:t>
+      </w:r>
     </w:p>
     <w:p>
       <w:pPr>
@@ -1603,19 +1617,8 @@
         <w:t xml:space="preserve">Small Business Economics, 26</w:t>
       </w:r>
       <w:r>
-        <w:t xml:space="preserve">(5), 475–492.</w:t>
-      </w:r>
-      <w:r>
-        <w:t xml:space="preserve"> </w:t>
-      </w:r>
-      <w:hyperlink r:id="rId56">
-        <w:r>
-          <w:rPr>
-            <w:rStyle w:val="Hyperlink"/>
-          </w:rPr>
-          <w:t xml:space="preserve">https://doi.org/10.1007/s11187-005-5599-z</w:t>
-        </w:r>
-      </w:hyperlink>
+        <w:t xml:space="preserve">(5), 475–492. https://doi.org/10.1007/s11187-005-5599-z</w:t>
+      </w:r>
     </w:p>
     <w:p>
       <w:pPr>
@@ -1656,19 +1659,8 @@
         <w:t xml:space="preserve">Administrative Science Quarterly, 35</w:t>
       </w:r>
       <w:r>
-        <w:t xml:space="preserve">(1), 128–152.</w:t>
-      </w:r>
-      <w:r>
-        <w:t xml:space="preserve"> </w:t>
-      </w:r>
-      <w:hyperlink r:id="rId57">
-        <w:r>
-          <w:rPr>
-            <w:rStyle w:val="Hyperlink"/>
-          </w:rPr>
-          <w:t xml:space="preserve">https://doi.org/10.2307/2393553</w:t>
-        </w:r>
-      </w:hyperlink>
+        <w:t xml:space="preserve">(1), 128–152. https://doi.org/10.2307/2393553</w:t>
+      </w:r>
     </w:p>
     <w:p>
       <w:pPr>
@@ -1688,19 +1680,8 @@
         <w:t xml:space="preserve">Journal of International Business Studies, 34</w:t>
       </w:r>
       <w:r>
-        <w:t xml:space="preserve">(1), 5–18.</w:t>
-      </w:r>
-      <w:r>
-        <w:t xml:space="preserve"> </w:t>
-      </w:r>
-      <w:hyperlink r:id="rId58">
-        <w:r>
-          <w:rPr>
-            <w:rStyle w:val="Hyperlink"/>
-          </w:rPr>
-          <w:t xml:space="preserve">https://doi.org/10.1057/palgrave.jibs.8400003</w:t>
-        </w:r>
-      </w:hyperlink>
+        <w:t xml:space="preserve">(1), 5–18. https://doi.org/10.1057/palgrave.jibs.8400003</w:t>
+      </w:r>
     </w:p>
     <w:p>
       <w:pPr>
@@ -1720,19 +1701,8 @@
         <w:t xml:space="preserve">Journal of World Business, 42</w:t>
       </w:r>
       <w:r>
-        <w:t xml:space="preserve">(4), 401–417.</w:t>
-      </w:r>
-      <w:r>
-        <w:t xml:space="preserve"> </w:t>
-      </w:r>
-      <w:hyperlink r:id="rId59">
-        <w:r>
-          <w:rPr>
-            <w:rStyle w:val="Hyperlink"/>
-          </w:rPr>
-          <w:t xml:space="preserve">https://doi.org/10.1016/j.jwb.2007.06.003</w:t>
-        </w:r>
-      </w:hyperlink>
+        <w:t xml:space="preserve">(4), 401–417. https://doi.org/10.1016/j.jwb.2007.06.003</w:t>
+      </w:r>
     </w:p>
     <w:p>
       <w:pPr>
@@ -1752,19 +1722,8 @@
         <w:t xml:space="preserve">Journal of World Business, 53</w:t>
       </w:r>
       <w:r>
-        <w:t xml:space="preserve">(2), 209–221.</w:t>
-      </w:r>
-      <w:r>
-        <w:t xml:space="preserve"> </w:t>
-      </w:r>
-      <w:hyperlink r:id="rId60">
-        <w:r>
-          <w:rPr>
-            <w:rStyle w:val="Hyperlink"/>
-          </w:rPr>
-          <w:t xml:space="preserve">https://doi.org/10.1016/j.jwb.2017.11.003</w:t>
-        </w:r>
-      </w:hyperlink>
+        <w:t xml:space="preserve">(2), 209–221. https://doi.org/10.1016/j.jwb.2017.11.003</w:t>
+      </w:r>
     </w:p>
     <w:p>
       <w:pPr>
@@ -1784,19 +1743,8 @@
         <w:t xml:space="preserve">Journal of Business and Psychology, 29</w:t>
       </w:r>
       <w:r>
-        <w:t xml:space="preserve">(1), 1–19.</w:t>
-      </w:r>
-      <w:r>
-        <w:t xml:space="preserve"> </w:t>
-      </w:r>
-      <w:hyperlink r:id="rId61">
-        <w:r>
-          <w:rPr>
-            <w:rStyle w:val="Hyperlink"/>
-          </w:rPr>
-          <w:t xml:space="preserve">https://doi.org/10.1007/s10869-013-9308-7</w:t>
-        </w:r>
-      </w:hyperlink>
+        <w:t xml:space="preserve">(1), 1–19. https://doi.org/10.1007/s10869-013-9308-7</w:t>
+      </w:r>
     </w:p>
     <w:p>
       <w:pPr>
@@ -1837,19 +1785,8 @@
         <w:t xml:space="preserve">Journal of International Business Studies, 30</w:t>
       </w:r>
       <w:r>
-        <w:t xml:space="preserve">(1), 173–187.</w:t>
-      </w:r>
-      <w:r>
-        <w:t xml:space="preserve"> </w:t>
-      </w:r>
-      <w:hyperlink r:id="rId62">
-        <w:r>
-          <w:rPr>
-            <w:rStyle w:val="Hyperlink"/>
-          </w:rPr>
-          <w:t xml:space="preserve">https://doi.org/10.1057/palgrave.jibs.8490065</w:t>
-        </w:r>
-      </w:hyperlink>
+        <w:t xml:space="preserve">(1), 173–187. https://doi.org/10.1057/palgrave.jibs.8490065</w:t>
+      </w:r>
     </w:p>
     <w:p>
       <w:pPr>
@@ -1869,19 +1806,8 @@
         <w:t xml:space="preserve">Strategic Management Journal, 37</w:t>
       </w:r>
       <w:r>
-        <w:t xml:space="preserve">(7), 1177–1195.</w:t>
-      </w:r>
-      <w:r>
-        <w:t xml:space="preserve"> </w:t>
-      </w:r>
-      <w:hyperlink r:id="rId63">
-        <w:r>
-          <w:rPr>
-            <w:rStyle w:val="Hyperlink"/>
-          </w:rPr>
-          <w:t xml:space="preserve">https://doi.org/10.1002/smj.2399</w:t>
-        </w:r>
-      </w:hyperlink>
+        <w:t xml:space="preserve">(7), 1177–1195. https://doi.org/10.1002/smj.2399</w:t>
+      </w:r>
     </w:p>
     <w:p>
       <w:pPr>
@@ -1901,19 +1827,8 @@
         <w:t xml:space="preserve">Academy of Management Review, 32</w:t>
       </w:r>
       <w:r>
-        <w:t xml:space="preserve">(2), 334–343.</w:t>
-      </w:r>
-      <w:r>
-        <w:t xml:space="preserve"> </w:t>
-      </w:r>
-      <w:hyperlink r:id="rId64">
-        <w:r>
-          <w:rPr>
-            <w:rStyle w:val="Hyperlink"/>
-          </w:rPr>
-          <w:t xml:space="preserve">https://doi.org/10.5465/amr.2007.24345254</w:t>
-        </w:r>
-      </w:hyperlink>
+        <w:t xml:space="preserve">(2), 334–343. https://doi.org/10.5465/amr.2007.24345254</w:t>
+      </w:r>
     </w:p>
     <w:p>
       <w:pPr>
@@ -1933,19 +1848,8 @@
         <w:t xml:space="preserve">Academy of Management Review, 9</w:t>
       </w:r>
       <w:r>
-        <w:t xml:space="preserve">(2), 193–206.</w:t>
-      </w:r>
-      <w:r>
-        <w:t xml:space="preserve"> </w:t>
-      </w:r>
-      <w:hyperlink r:id="rId65">
-        <w:r>
-          <w:rPr>
-            <w:rStyle w:val="Hyperlink"/>
-          </w:rPr>
-          <w:t xml:space="preserve">https://doi.org/10.5465/amr.1984.4277628</w:t>
-        </w:r>
-      </w:hyperlink>
+        <w:t xml:space="preserve">(2), 193–206. https://doi.org/10.5465/amr.1984.4277628</w:t>
+      </w:r>
     </w:p>
     <w:p>
       <w:pPr>
@@ -1986,7 +1890,7 @@
           <w:iCs/>
           <w:i/>
         </w:rPr>
-        <w:t xml:space="preserve">Mind the gaps: Women in leadership in Viet Nam's banking sector</w:t>
+        <w:t xml:space="preserve">Mind the gaps: Women in leadership in Viet Nam’s banking sector</w:t>
       </w:r>
       <w:r>
         <w:t xml:space="preserve">. IFC, World Bank Group.</w:t>
@@ -2010,19 +1914,8 @@
         <w:t xml:space="preserve">Journal of International Business Studies, 8</w:t>
       </w:r>
       <w:r>
-        <w:t xml:space="preserve">(1), 23–32.</w:t>
-      </w:r>
-      <w:r>
-        <w:t xml:space="preserve"> </w:t>
-      </w:r>
-      <w:hyperlink r:id="rId66">
-        <w:r>
-          <w:rPr>
-            <w:rStyle w:val="Hyperlink"/>
-          </w:rPr>
-          <w:t xml:space="preserve">https://doi.org/10.1057/palgrave.jibs.8490676</w:t>
-        </w:r>
-      </w:hyperlink>
+        <w:t xml:space="preserve">(1), 23–32. https://doi.org/10.1057/palgrave.jibs.8490676</w:t>
+      </w:r>
     </w:p>
     <w:p>
       <w:pPr>
@@ -2042,19 +1935,8 @@
         <w:t xml:space="preserve">Journal of International Business Studies, 40</w:t>
       </w:r>
       <w:r>
-        <w:t xml:space="preserve">(9), 1411–1431.</w:t>
-      </w:r>
-      <w:r>
-        <w:t xml:space="preserve"> </w:t>
-      </w:r>
-      <w:hyperlink r:id="rId67">
-        <w:r>
-          <w:rPr>
-            <w:rStyle w:val="Hyperlink"/>
-          </w:rPr>
-          <w:t xml:space="preserve">https://doi.org/10.1057/jibs.2009.24</w:t>
-        </w:r>
-      </w:hyperlink>
+        <w:t xml:space="preserve">(9), 1411–1431. https://doi.org/10.1057/jibs.2009.24</w:t>
+      </w:r>
     </w:p>
     <w:p>
       <w:pPr>
@@ -2074,19 +1956,8 @@
         <w:t xml:space="preserve">Global Strategy Journal, 2</w:t>
       </w:r>
       <w:r>
-        <w:t xml:space="preserve">(2), 108–121.</w:t>
-      </w:r>
-      <w:r>
-        <w:t xml:space="preserve"> </w:t>
-      </w:r>
-      <w:hyperlink r:id="rId68">
-        <w:r>
-          <w:rPr>
-            <w:rStyle w:val="Hyperlink"/>
-          </w:rPr>
-          <w:t xml:space="preserve">https://doi.org/10.1002/gsj.1028</w:t>
-        </w:r>
-      </w:hyperlink>
+        <w:t xml:space="preserve">(2), 108–121. https://doi.org/10.1002/gsj.1028</w:t>
+      </w:r>
     </w:p>
     <w:p>
       <w:pPr>
@@ -2106,19 +1977,8 @@
         <w:t xml:space="preserve">Oxford Bulletin of Economics and Statistics, 72</w:t>
       </w:r>
       <w:r>
-        <w:t xml:space="preserve">(1), 109–118.</w:t>
-      </w:r>
-      <w:r>
-        <w:t xml:space="preserve"> </w:t>
-      </w:r>
-      <w:hyperlink r:id="rId69">
-        <w:r>
-          <w:rPr>
-            <w:rStyle w:val="Hyperlink"/>
-          </w:rPr>
-          <w:t xml:space="preserve">https://doi.org/10.1111/j.1468-0084.2009.00569.x</w:t>
-        </w:r>
-      </w:hyperlink>
+        <w:t xml:space="preserve">(1), 109–118. https://doi.org/10.1111/j.1468-0084.2009.00569.x</w:t>
+      </w:r>
     </w:p>
     <w:p>
       <w:pPr>
@@ -2138,19 +1998,8 @@
         <w:t xml:space="preserve">The American Statistician, 54</w:t>
       </w:r>
       <w:r>
-        <w:t xml:space="preserve">(3), 217–224.</w:t>
-      </w:r>
-      <w:r>
-        <w:t xml:space="preserve"> </w:t>
-      </w:r>
-      <w:hyperlink r:id="rId70">
-        <w:r>
-          <w:rPr>
-            <w:rStyle w:val="Hyperlink"/>
-          </w:rPr>
-          <w:t xml:space="preserve">https://doi.org/10.1080/00031305.2000.10474549</w:t>
-        </w:r>
-      </w:hyperlink>
+        <w:t xml:space="preserve">(3), 217–224. https://doi.org/10.1080/00031305.2000.10474549</w:t>
+      </w:r>
     </w:p>
     <w:p>
       <w:pPr>
@@ -2170,19 +2019,8 @@
         <w:t xml:space="preserve">Academy of Management Journal, 47</w:t>
       </w:r>
       <w:r>
-        <w:t xml:space="preserve">(4), 598–609.</w:t>
-      </w:r>
-      <w:r>
-        <w:t xml:space="preserve"> </w:t>
-      </w:r>
-      <w:hyperlink r:id="rId71">
-        <w:r>
-          <w:rPr>
-            <w:rStyle w:val="Hyperlink"/>
-          </w:rPr>
-          <w:t xml:space="preserve">https://doi.org/10.2307/20159604</w:t>
-        </w:r>
-      </w:hyperlink>
+        <w:t xml:space="preserve">(4), 598–609. https://doi.org/10.2307/20159604</w:t>
+      </w:r>
     </w:p>
     <w:p>
       <w:pPr>
@@ -2202,19 +2040,8 @@
         <w:t xml:space="preserve">Journal of International Business Studies, 47</w:t>
       </w:r>
       <w:r>
-        <w:t xml:space="preserve">(3), 386–408.</w:t>
-      </w:r>
-      <w:r>
-        <w:t xml:space="preserve"> </w:t>
-      </w:r>
-      <w:hyperlink r:id="rId72">
-        <w:r>
-          <w:rPr>
-            <w:rStyle w:val="Hyperlink"/>
-          </w:rPr>
-          <w:t xml:space="preserve">https://doi.org/10.1057/jibs.2016.7</w:t>
-        </w:r>
-      </w:hyperlink>
+        <w:t xml:space="preserve">(3), 386–408. https://doi.org/10.1057/jibs.2016.7</w:t>
+      </w:r>
     </w:p>
     <w:p>
       <w:pPr>
@@ -2276,19 +2103,8 @@
         <w:t xml:space="preserve">Journal of World Business, 43</w:t>
       </w:r>
       <w:r>
-        <w:t xml:space="preserve">(4), 475–485.</w:t>
-      </w:r>
-      <w:r>
-        <w:t xml:space="preserve"> </w:t>
-      </w:r>
-      <w:hyperlink r:id="rId73">
-        <w:r>
-          <w:rPr>
-            <w:rStyle w:val="Hyperlink"/>
-          </w:rPr>
-          <w:t xml:space="preserve">https://doi.org/10.1016/j.jwb.2007.11.009</w:t>
-        </w:r>
-      </w:hyperlink>
+        <w:t xml:space="preserve">(4), 475–485. https://doi.org/10.1016/j.jwb.2007.11.009</w:t>
+      </w:r>
     </w:p>
     <w:p>
       <w:pPr>
@@ -2374,19 +2190,8 @@
         <w:t xml:space="preserve">Journal of Business Research, 122</w:t>
       </w:r>
       <w:r>
-        <w:t xml:space="preserve">, 889–901.</w:t>
-      </w:r>
-      <w:r>
-        <w:t xml:space="preserve"> </w:t>
-      </w:r>
-      <w:hyperlink r:id="rId74">
-        <w:r>
-          <w:rPr>
-            <w:rStyle w:val="Hyperlink"/>
-          </w:rPr>
-          <w:t xml:space="preserve">https://doi.org/10.1016/j.jbusres.2019.09.022</w:t>
-        </w:r>
-      </w:hyperlink>
+        <w:t xml:space="preserve">, 889–901. https://doi.org/10.1016/j.jbusres.2019.09.022</w:t>
+      </w:r>
     </w:p>
     <w:p>
       <w:pPr>
@@ -2406,19 +2211,8 @@
         <w:t xml:space="preserve">Strategic Management Journal, 5</w:t>
       </w:r>
       <w:r>
-        <w:t xml:space="preserve">(2), 171–180.</w:t>
-      </w:r>
-      <w:r>
-        <w:t xml:space="preserve"> </w:t>
-      </w:r>
-      <w:hyperlink r:id="rId75">
-        <w:r>
-          <w:rPr>
-            <w:rStyle w:val="Hyperlink"/>
-          </w:rPr>
-          <w:t xml:space="preserve">https://doi.org/10.1002/smj.4250050207</w:t>
-        </w:r>
-      </w:hyperlink>
+        <w:t xml:space="preserve">(2), 171–180. https://doi.org/10.1002/smj.4250050207</w:t>
+      </w:r>
     </w:p>
     <w:p>
       <w:pPr>
@@ -2438,19 +2232,8 @@
         <w:t xml:space="preserve">Enterprise surveys</w:t>
       </w:r>
       <w:r>
-        <w:t xml:space="preserve">.</w:t>
-      </w:r>
-      <w:r>
-        <w:t xml:space="preserve"> </w:t>
-      </w:r>
-      <w:hyperlink r:id="rId76">
-        <w:r>
-          <w:rPr>
-            <w:rStyle w:val="Hyperlink"/>
-          </w:rPr>
-          <w:t xml:space="preserve">https://www.enterprisesurveys.org</w:t>
-        </w:r>
-      </w:hyperlink>
+        <w:t xml:space="preserve">. https://www.enterprisesurveys.org</w:t>
+      </w:r>
     </w:p>
     <w:p>
       <w:pPr>
@@ -2518,19 +2301,8 @@
         <w:t xml:space="preserve"> </w:t>
       </w:r>
       <w:r>
-        <w:t xml:space="preserve">(Prosperity Data360). World Bank Group.</w:t>
-      </w:r>
-      <w:r>
-        <w:t xml:space="preserve"> </w:t>
-      </w:r>
-      <w:hyperlink r:id="rId77">
-        <w:r>
-          <w:rPr>
-            <w:rStyle w:val="Hyperlink"/>
-          </w:rPr>
-          <w:t xml:space="preserve">https://www.worldbank.org/ext/en/country/vietnam</w:t>
-        </w:r>
-      </w:hyperlink>
+        <w:t xml:space="preserve">(Prosperity Data360). World Bank Group. https://www.worldbank.org/ext/en/country/vietnam</w:t>
+      </w:r>
     </w:p>
     <w:p>
       <w:pPr>
@@ -2595,19 +2367,8 @@
         <w:t xml:space="preserve"> </w:t>
       </w:r>
       <w:r>
-        <w:t xml:space="preserve">(Prosperity Data360). World Bank Group.</w:t>
-      </w:r>
-      <w:r>
-        <w:t xml:space="preserve"> </w:t>
-      </w:r>
-      <w:hyperlink r:id="rId77">
-        <w:r>
-          <w:rPr>
-            <w:rStyle w:val="Hyperlink"/>
-          </w:rPr>
-          <w:t xml:space="preserve">https://www.worldbank.org/ext/en/country/vietnam</w:t>
-        </w:r>
-      </w:hyperlink>
+        <w:t xml:space="preserve">(Prosperity Data360). World Bank Group. https://www.worldbank.org/ext/en/country/vietnam</w:t>
+      </w:r>
     </w:p>
     <w:p>
       <w:pPr>
@@ -2637,8 +2398,8 @@
         </w:pict>
       </w:r>
     </w:p>
-    <w:bookmarkEnd w:id="78"/>
-    <w:bookmarkStart w:id="79" w:name="phụ-lục-a-chuỗi-mô-hình"/>
+    <w:bookmarkEnd w:id="52"/>
+    <w:bookmarkStart w:id="53" w:name="phụ-lục-a-chuỗi-mô-hình"/>
     <w:p>
       <w:pPr>
         <w:pStyle w:val="Heading2"/>
@@ -2662,7 +2423,7 @@
     <w:tbl>
       <w:tblPr>
         <w:tblStyle w:val="Table"/>
-        <w:tblW w:type="auto" w:w="0"/>
+        <w:tblW w:type="pct" w:w="5000"/>
         <w:tblLook w:firstRow="1" w:lastRow="0" w:firstColumn="0" w:lastColumn="0" w:noHBand="0" w:noVBand="0" w:val="0020"/>
         <w:jc w:val="start"/>
       </w:tblPr>
@@ -2796,19 +2557,19 @@
               <w:jc w:val="left"/>
             </w:pPr>
             <w:r>
-              <w:t xml:space="preserve">Tỷ phần doanh thu nước ngoài (xuất khẩu trực tiếp)</w:t>
-            </w:r>
-          </w:p>
-        </w:tc>
-        <w:tc>
-          <w:tcPr/>
-          <w:p>
-            <w:pPr>
-              <w:pStyle w:val="Compact"/>
-              <w:jc w:val="left"/>
-            </w:pPr>
-            <w:r>
-              <w:t xml:space="preserve">d3c / 100</w:t>
+              <w:t xml:space="preserve">Tỷ phần doanh thu nước ngoài (xuất khẩu trực tiếp + gián tiếp)</w:t>
+            </w:r>
+          </w:p>
+        </w:tc>
+        <w:tc>
+          <w:tcPr/>
+          <w:p>
+            <w:pPr>
+              <w:pStyle w:val="Compact"/>
+              <w:jc w:val="left"/>
+            </w:pPr>
+            <w:r>
+              <w:t xml:space="preserve">(d3b + d3c) / 100</w:t>
             </w:r>
           </w:p>
         </w:tc>
@@ -3291,7 +3052,7 @@
     <w:tbl>
       <w:tblPr>
         <w:tblStyle w:val="Table"/>
-        <w:tblW w:type="auto" w:w="0"/>
+        <w:tblW w:type="pct" w:w="5000"/>
         <w:tblLook w:firstRow="1" w:lastRow="0" w:firstColumn="0" w:lastColumn="0" w:noHBand="0" w:noVBand="0" w:val="0020"/>
         <w:jc w:val="start"/>
       </w:tblPr>
@@ -4256,7 +4017,7 @@
     <w:tbl>
       <w:tblPr>
         <w:tblStyle w:val="Table"/>
-        <w:tblW w:type="auto" w:w="0"/>
+        <w:tblW w:type="pct" w:w="5000"/>
         <w:tblLook w:firstRow="1" w:lastRow="0" w:firstColumn="0" w:lastColumn="0" w:noHBand="0" w:noVBand="0" w:val="0020"/>
         <w:jc w:val="start"/>
       </w:tblPr>
@@ -5471,7 +5232,26 @@
         <w:t xml:space="preserve"> </w:t>
       </w:r>
       <w:r>
-        <w:t xml:space="preserve">Sai số chuẩn vững HC1. *** p &lt; .001, ** p &lt; .01, * p &lt; .05, † p &lt; .10. Các biến kiểm soát (female_owner, foreign_own_pct, firm_age, ln_size) được đưa vào M7–M10 nhưng không báo cáo để tiết kiệm không gian. M11 (N = 29.840, AdjR² = .067, TP = 34,6%, LM p = .002): DAI×ICRV = +0,060*, ba chiều FSTS×DAI×ICRV = −0,001 (không có ý nghĩa), mgr_experience = +0,009**, FSTS×mgr = −0,019†, mgr_female = +0,187***, female_owner = +0,128**.</w:t>
+        <w:t xml:space="preserve">Sai số chuẩn vững HC1. *** p &lt; .001, ** p &lt; .01, * p &lt; .05, † p &lt; .10. Các biến kiểm soát (female_owner, foreign_own_pct, firm_age, ln_size) được đưa vào M7–M10 nhưng không báo cáo để tiết kiệm không gian. M11 (N = 29.840, AdjR² = .067, TP = 34,6%, LM p = .002): DAI×ICRV = +0,060</w:t>
+      </w:r>
+      <w:r>
+        <w:rPr>
+          <w:iCs/>
+          <w:i/>
+        </w:rPr>
+        <w:t xml:space="preserve">, ba chiều FSTS×DAI×ICRV = −0,001 (không có ý nghĩa), mgr_experience = +0,009</w:t>
+      </w:r>
+      <w:r>
+        <w:rPr>
+          <w:bCs/>
+          <w:b/>
+          <w:iCs/>
+          <w:i/>
+        </w:rPr>
+        <w:t xml:space="preserve">, FSTS×mgr = −0,019†, mgr_female = +0,187</w:t>
+      </w:r>
+      <w:r>
+        <w:t xml:space="preserve">, female_owner = +0,128**.</w:t>
       </w:r>
     </w:p>
     <w:p>
@@ -5481,8 +5261,8 @@
         </w:pict>
       </w:r>
     </w:p>
-    <w:bookmarkEnd w:id="79"/>
-    <w:bookmarkStart w:id="81" w:name="X860ba0dd9fbdaf7021efd16014b88252033ba6a"/>
+    <w:bookmarkEnd w:id="53"/>
+    <w:bookmarkStart w:id="54" w:name="X860ba0dd9fbdaf7021efd16014b88252033ba6a"/>
     <w:p>
       <w:pPr>
         <w:pStyle w:val="Heading2"/>
@@ -5527,70 +5307,25 @@
           <w:iCs/>
           <w:i/>
         </w:rPr>
-        <w:t xml:space="preserve">Tác giả liên hệ: Phan Anh Tú, Khoa Kinh tế, Đại học Cần Thơ,</w:t>
-      </w:r>
-      <w:r>
-        <w:rPr>
-          <w:iCs/>
-          <w:i/>
-        </w:rPr>
-        <w:t xml:space="preserve"> </w:t>
-      </w:r>
-      <w:hyperlink r:id="rId22">
-        <w:r>
-          <w:rPr>
-            <w:rStyle w:val="Hyperlink"/>
-            <w:iCs/>
-            <w:i/>
-          </w:rPr>
-          <w:t xml:space="preserve">patu@ctu.edu.vn</w:t>
-        </w:r>
-      </w:hyperlink>
-      <w:r>
-        <w:rPr>
-          <w:iCs/>
-          <w:i/>
-        </w:rPr>
-        <w:t xml:space="preserve">, ORCID: 0000-0003-0667-3137</w:t>
-      </w:r>
-      <w:r>
-        <w:t xml:space="preserve"> </w:t>
-      </w:r>
-      <w:r>
-        <w:rPr>
-          <w:iCs/>
-          <w:i/>
-        </w:rPr>
-        <w:t xml:space="preserve">Tác giả thứ nhất: Đỗ Thùy Hương, Trường Đại học Sư phạm Kỹ thuật Vĩnh Long,</w:t>
-      </w:r>
-      <w:r>
-        <w:rPr>
-          <w:iCs/>
-          <w:i/>
-        </w:rPr>
-        <w:t xml:space="preserve"> </w:t>
-      </w:r>
-      <w:hyperlink r:id="rId80">
-        <w:r>
-          <w:rPr>
-            <w:rStyle w:val="Hyperlink"/>
-            <w:iCs/>
-            <w:i/>
-          </w:rPr>
-          <w:t xml:space="preserve">huongdt@vlute.edu.vn</w:t>
-        </w:r>
-      </w:hyperlink>
-      <w:r>
-        <w:rPr>
-          <w:iCs/>
-          <w:i/>
-        </w:rPr>
-        <w:t xml:space="preserve">, ORCID: 0000-0002-7711-2487</w:t>
-      </w:r>
-    </w:p>
-    <w:bookmarkEnd w:id="81"/>
-    <w:bookmarkEnd w:id="82"/>
-    <w:sectPr/>
+        <w:t xml:space="preserve">Tác giả liên hệ: Phan Anh Tú, Khoa Kinh tế, Đại học Cần Thơ, patu@ctu.edu.vn, ORCID: 0000-0003-0667-3137</w:t>
+      </w:r>
+      <w:r>
+        <w:t xml:space="preserve"> </w:t>
+      </w:r>
+      <w:r>
+        <w:rPr>
+          <w:iCs/>
+          <w:i/>
+        </w:rPr>
+        <w:t xml:space="preserve">Tác giả thứ nhất: Đỗ Thùy Hương, Trường Đại học Sư phạm Kỹ thuật Vĩnh Long, huongdt@vlute.edu.vn, ORCID: 0000-0002-7711-2487</w:t>
+      </w:r>
+    </w:p>
+    <w:bookmarkEnd w:id="54"/>
+    <w:bookmarkEnd w:id="55"/>
+    <w:sectPr>
+      <w:pgSz w:h="16838" w:w="11906"/>
+      <w:pgMar w:bottom="1417" w:left="1417" w:right="1417" w:top="1417"/>
+    </w:sectPr>
   </w:body>
 </w:document>
 </file>
@@ -5802,29 +5537,59 @@
   <w:style w:default="1" w:styleId="Normal" w:type="paragraph">
     <w:name w:val="Normal"/>
     <w:qFormat/>
+    <w:pPr>
+      <w:spacing w:line="276" w:lineRule="auto"/>
+      <w:jc w:val="both"/>
+    </w:pPr>
+    <w:rPr>
+      <w:rFonts w:ascii="Times New Roman" w:eastAsia="Times New Roman" w:hAnsi="Times New Roman"/>
+      <w:color w:val="000000"/>
+      <w:sz w:val="24"/>
+    </w:rPr>
   </w:style>
   <w:style w:styleId="BodyText" w:type="paragraph">
     <w:name w:val="Body Text"/>
     <w:basedOn w:val="Normal"/>
     <w:link w:val="BodyTextChar"/>
     <w:pPr>
-      <w:spacing w:after="180" w:before="180"/>
+      <w:spacing w:after="180" w:before="180" w:line="276" w:lineRule="auto"/>
+      <w:jc w:val="both"/>
     </w:pPr>
     <w:qFormat/>
+    <w:rPr>
+      <w:rFonts w:ascii="Times New Roman" w:eastAsia="Times New Roman" w:hAnsi="Times New Roman"/>
+      <w:color w:val="000000"/>
+      <w:sz w:val="24"/>
+    </w:rPr>
   </w:style>
   <w:style w:customStyle="1" w:styleId="FirstParagraph" w:type="paragraph">
     <w:name w:val="First Paragraph"/>
     <w:basedOn w:val="BodyText"/>
     <w:next w:val="BodyText"/>
     <w:qFormat/>
+    <w:pPr>
+      <w:spacing w:line="276" w:lineRule="auto"/>
+      <w:jc w:val="both"/>
+    </w:pPr>
+    <w:rPr>
+      <w:rFonts w:ascii="Times New Roman" w:eastAsia="Times New Roman" w:hAnsi="Times New Roman"/>
+      <w:color w:val="000000"/>
+      <w:sz w:val="24"/>
+    </w:rPr>
   </w:style>
   <w:style w:customStyle="1" w:styleId="Compact" w:type="paragraph">
     <w:name w:val="Compact"/>
     <w:basedOn w:val="BodyText"/>
     <w:qFormat/>
     <w:pPr>
-      <w:spacing w:after="36" w:before="36"/>
+      <w:spacing w:after="36" w:before="36" w:line="276" w:lineRule="auto"/>
+      <w:jc w:val="both"/>
     </w:pPr>
+    <w:rPr>
+      <w:rFonts w:ascii="Times New Roman" w:eastAsia="Times New Roman" w:hAnsi="Times New Roman"/>
+      <w:color w:val="000000"/>
+      <w:sz w:val="24"/>
+    </w:rPr>
   </w:style>
   <w:style w:styleId="Title" w:type="paragraph">
     <w:name w:val="Title"/>
@@ -5834,15 +5599,15 @@
     <w:pPr>
       <w:keepNext/>
       <w:keepLines/>
-      <w:spacing w:after="240" w:before="480"/>
-      <w:jc w:val="center"/>
+      <w:spacing w:after="240" w:before="480" w:line="276" w:lineRule="auto"/>
+      <w:jc w:val="both"/>
     </w:pPr>
     <w:rPr>
-      <w:rFonts w:asciiTheme="majorHAnsi" w:cstheme="majorBidi" w:eastAsiaTheme="majorEastAsia" w:hAnsiTheme="majorHAnsi"/>
+      <w:rFonts w:ascii="Times New Roman" w:asciiTheme="majorHAnsi" w:cstheme="majorBidi" w:eastAsia="Times New Roman" w:eastAsiaTheme="majorEastAsia" w:hAnsi="Times New Roman" w:hAnsiTheme="majorHAnsi"/>
       <w:b/>
       <w:bCs/>
-      <w:color w:themeColor="accent1" w:themeShade="B5" w:val="345A8A"/>
-      <w:sz w:val="36"/>
+      <w:color w:val="000000"/>
+      <w:sz w:val="24"/>
       <w:szCs w:val="36"/>
     </w:rPr>
   </w:style>
@@ -5854,11 +5619,13 @@
     <w:pPr>
       <w:keepNext/>
       <w:keepLines/>
-      <w:spacing w:after="240" w:before="240"/>
-      <w:jc w:val="center"/>
+      <w:spacing w:after="240" w:before="240" w:line="276" w:lineRule="auto"/>
+      <w:jc w:val="both"/>
     </w:pPr>
     <w:rPr>
-      <w:sz w:val="30"/>
+      <w:rFonts w:ascii="Times New Roman" w:eastAsia="Times New Roman" w:hAnsi="Times New Roman"/>
+      <w:color w:val="000000"/>
+      <w:sz w:val="24"/>
       <w:szCs w:val="30"/>
     </w:rPr>
   </w:style>
@@ -5869,8 +5636,14 @@
     <w:pPr>
       <w:keepNext/>
       <w:keepLines/>
-      <w:jc w:val="center"/>
+      <w:spacing w:line="276" w:lineRule="auto"/>
+      <w:jc w:val="both"/>
     </w:pPr>
+    <w:rPr>
+      <w:rFonts w:ascii="Times New Roman" w:eastAsia="Times New Roman" w:hAnsi="Times New Roman"/>
+      <w:color w:val="000000"/>
+      <w:sz w:val="24"/>
+    </w:rPr>
   </w:style>
   <w:style w:styleId="Date" w:type="paragraph">
     <w:name w:val="Date"/>
@@ -5879,8 +5652,14 @@
     <w:pPr>
       <w:keepNext/>
       <w:keepLines/>
-      <w:jc w:val="center"/>
+      <w:spacing w:line="276" w:lineRule="auto"/>
+      <w:jc w:val="both"/>
     </w:pPr>
+    <w:rPr>
+      <w:rFonts w:ascii="Times New Roman" w:eastAsia="Times New Roman" w:hAnsi="Times New Roman"/>
+      <w:color w:val="000000"/>
+      <w:sz w:val="24"/>
+    </w:rPr>
   </w:style>
   <w:style w:customStyle="1" w:styleId="AbstractTitle" w:type="paragraph">
     <w:name w:val="Abstract Title"/>
@@ -5890,15 +5669,15 @@
     <w:pPr>
       <w:keepNext/>
       <w:keepLines/>
-      <w:jc w:val="center"/>
-      <w:spacing w:after="0" w:before="300"/>
+      <w:jc w:val="both"/>
+      <w:spacing w:after="0" w:before="300" w:line="276" w:lineRule="auto"/>
     </w:pPr>
     <w:rPr>
-      <w:sz w:val="20"/>
+      <w:color w:val="000000"/>
+      <w:sz w:val="24"/>
       <w:szCs w:val="20"/>
+      <w:rFonts w:ascii="Times New Roman" w:eastAsia="Times New Roman" w:hAnsi="Times New Roman"/>
       <w:b/>
-      <w:color w:val="345A8A"/>
-      &gt;
     </w:rPr>
   </w:style>
   <w:style w:customStyle="1" w:styleId="Abstract" w:type="paragraph">
@@ -5909,10 +5688,13 @@
     <w:pPr>
       <w:keepNext/>
       <w:keepLines/>
-      <w:spacing w:after="300" w:before="100"/>
+      <w:spacing w:after="300" w:before="100" w:line="276" w:lineRule="auto"/>
+      <w:jc w:val="both"/>
     </w:pPr>
     <w:rPr>
-      <w:sz w:val="20"/>
+      <w:rFonts w:ascii="Times New Roman" w:eastAsia="Times New Roman" w:hAnsi="Times New Roman"/>
+      <w:color w:val="000000"/>
+      <w:sz w:val="24"/>
       <w:szCs w:val="20"/>
     </w:rPr>
   </w:style>
@@ -5921,8 +5703,15 @@
     <w:basedOn w:val="Normal"/>
     <w:next w:val="Bibliography"/>
     <w:qFormat/>
-    <w:pPr/>
-    <w:rPr/>
+    <w:pPr>
+      <w:spacing w:line="276" w:lineRule="auto"/>
+      <w:jc w:val="both"/>
+    </w:pPr>
+    <w:rPr>
+      <w:rFonts w:ascii="Times New Roman" w:eastAsia="Times New Roman" w:hAnsi="Times New Roman"/>
+      <w:color w:val="000000"/>
+      <w:sz w:val="24"/>
+    </w:rPr>
   </w:style>
   <w:style w:styleId="Heading1" w:type="paragraph">
     <w:name w:val="Heading 1"/>
@@ -5933,15 +5722,16 @@
     <w:pPr>
       <w:keepNext/>
       <w:keepLines/>
-      <w:spacing w:after="0" w:before="480"/>
+      <w:spacing w:after="0" w:before="480" w:line="276" w:lineRule="auto"/>
+      <w:jc w:val="both"/>
       <w:outlineLvl w:val="0"/>
     </w:pPr>
     <w:rPr>
-      <w:rFonts w:asciiTheme="majorHAnsi" w:cstheme="majorBidi" w:eastAsiaTheme="majorEastAsia" w:hAnsiTheme="majorHAnsi"/>
+      <w:rFonts w:ascii="Times New Roman" w:asciiTheme="majorHAnsi" w:cstheme="majorBidi" w:eastAsia="Times New Roman" w:eastAsiaTheme="majorEastAsia" w:hAnsi="Times New Roman" w:hAnsiTheme="majorHAnsi"/>
       <w:b/>
       <w:bCs/>
-      <w:color w:themeColor="accent1" w:val="4F81BD"/>
-      <w:sz w:val="32"/>
+      <w:color w:val="000000"/>
+      <w:sz w:val="24"/>
       <w:szCs w:val="32"/>
     </w:rPr>
   </w:style>
@@ -5955,15 +5745,16 @@
     <w:pPr>
       <w:keepNext/>
       <w:keepLines/>
-      <w:spacing w:after="0" w:before="200"/>
+      <w:spacing w:after="0" w:before="200" w:line="276" w:lineRule="auto"/>
+      <w:jc w:val="both"/>
       <w:outlineLvl w:val="1"/>
     </w:pPr>
     <w:rPr>
-      <w:rFonts w:asciiTheme="majorHAnsi" w:cstheme="majorBidi" w:eastAsiaTheme="majorEastAsia" w:hAnsiTheme="majorHAnsi"/>
+      <w:rFonts w:ascii="Times New Roman" w:asciiTheme="majorHAnsi" w:cstheme="majorBidi" w:eastAsia="Times New Roman" w:eastAsiaTheme="majorEastAsia" w:hAnsi="Times New Roman" w:hAnsiTheme="majorHAnsi"/>
       <w:b/>
       <w:bCs/>
-      <w:color w:themeColor="accent1" w:val="4F81BD"/>
-      <w:sz w:val="28"/>
+      <w:color w:val="000000"/>
+      <w:sz w:val="24"/>
       <w:szCs w:val="28"/>
     </w:rPr>
   </w:style>
@@ -5977,14 +5768,15 @@
     <w:pPr>
       <w:keepNext/>
       <w:keepLines/>
-      <w:spacing w:after="0" w:before="200"/>
+      <w:spacing w:after="0" w:before="200" w:line="276" w:lineRule="auto"/>
+      <w:jc w:val="both"/>
       <w:outlineLvl w:val="2"/>
     </w:pPr>
     <w:rPr>
-      <w:rFonts w:asciiTheme="majorHAnsi" w:cstheme="majorBidi" w:eastAsiaTheme="majorEastAsia" w:hAnsiTheme="majorHAnsi"/>
+      <w:rFonts w:ascii="Times New Roman" w:asciiTheme="majorHAnsi" w:cstheme="majorBidi" w:eastAsia="Times New Roman" w:eastAsiaTheme="majorEastAsia" w:hAnsi="Times New Roman" w:hAnsiTheme="majorHAnsi"/>
       <w:b/>
       <w:bCs/>
-      <w:color w:themeColor="accent1" w:val="4F81BD"/>
+      <w:color w:val="000000"/>
       <w:sz w:val="24"/>
       <w:szCs w:val="24"/>
     </w:rPr>
@@ -5999,14 +5791,15 @@
     <w:pPr>
       <w:keepNext/>
       <w:keepLines/>
-      <w:spacing w:after="0" w:before="200"/>
+      <w:spacing w:after="0" w:before="200" w:line="276" w:lineRule="auto"/>
+      <w:jc w:val="both"/>
       <w:outlineLvl w:val="3"/>
     </w:pPr>
     <w:rPr>
-      <w:rFonts w:asciiTheme="majorHAnsi" w:cstheme="majorBidi" w:eastAsiaTheme="majorEastAsia" w:hAnsiTheme="majorHAnsi"/>
+      <w:rFonts w:ascii="Times New Roman" w:asciiTheme="majorHAnsi" w:cstheme="majorBidi" w:eastAsia="Times New Roman" w:eastAsiaTheme="majorEastAsia" w:hAnsi="Times New Roman" w:hAnsiTheme="majorHAnsi"/>
       <w:i/>
       <w:bCs/>
-      <w:color w:themeColor="accent1" w:val="4F81BD"/>
+      <w:color w:val="000000"/>
       <w:sz w:val="24"/>
       <w:szCs w:val="24"/>
     </w:rPr>
@@ -6021,13 +5814,14 @@
     <w:pPr>
       <w:keepNext/>
       <w:keepLines/>
-      <w:spacing w:after="0" w:before="200"/>
+      <w:spacing w:after="0" w:before="200" w:line="276" w:lineRule="auto"/>
+      <w:jc w:val="both"/>
       <w:outlineLvl w:val="4"/>
     </w:pPr>
     <w:rPr>
-      <w:rFonts w:asciiTheme="majorHAnsi" w:cstheme="majorBidi" w:eastAsiaTheme="majorEastAsia" w:hAnsiTheme="majorHAnsi"/>
+      <w:rFonts w:ascii="Times New Roman" w:asciiTheme="majorHAnsi" w:cstheme="majorBidi" w:eastAsia="Times New Roman" w:eastAsiaTheme="majorEastAsia" w:hAnsi="Times New Roman" w:hAnsiTheme="majorHAnsi"/>
       <w:iCs/>
-      <w:color w:themeColor="accent1" w:val="4F81BD"/>
+      <w:color w:val="000000"/>
       <w:sz w:val="24"/>
       <w:szCs w:val="24"/>
     </w:rPr>
@@ -6042,12 +5836,13 @@
     <w:pPr>
       <w:keepNext/>
       <w:keepLines/>
-      <w:spacing w:after="0" w:before="200"/>
+      <w:spacing w:after="0" w:before="200" w:line="276" w:lineRule="auto"/>
+      <w:jc w:val="both"/>
       <w:outlineLvl w:val="5"/>
     </w:pPr>
     <w:rPr>
-      <w:rFonts w:asciiTheme="majorHAnsi" w:cstheme="majorBidi" w:eastAsiaTheme="majorEastAsia" w:hAnsiTheme="majorHAnsi"/>
-      <w:color w:themeColor="accent1" w:val="4F81BD"/>
+      <w:rFonts w:ascii="Times New Roman" w:asciiTheme="majorHAnsi" w:cstheme="majorBidi" w:eastAsia="Times New Roman" w:eastAsiaTheme="majorEastAsia" w:hAnsi="Times New Roman" w:hAnsiTheme="majorHAnsi"/>
+      <w:color w:val="000000"/>
       <w:sz w:val="24"/>
       <w:szCs w:val="24"/>
     </w:rPr>
@@ -6062,12 +5857,13 @@
     <w:pPr>
       <w:keepNext/>
       <w:keepLines/>
-      <w:spacing w:after="0" w:before="200"/>
+      <w:spacing w:after="0" w:before="200" w:line="276" w:lineRule="auto"/>
+      <w:jc w:val="both"/>
       <w:outlineLvl w:val="6"/>
     </w:pPr>
     <w:rPr>
-      <w:rFonts w:asciiTheme="majorHAnsi" w:cstheme="majorBidi" w:eastAsiaTheme="majorEastAsia" w:hAnsiTheme="majorHAnsi"/>
-      <w:color w:themeColor="accent1" w:val="4F81BD"/>
+      <w:rFonts w:ascii="Times New Roman" w:asciiTheme="majorHAnsi" w:cstheme="majorBidi" w:eastAsia="Times New Roman" w:eastAsiaTheme="majorEastAsia" w:hAnsi="Times New Roman" w:hAnsiTheme="majorHAnsi"/>
+      <w:color w:val="000000"/>
       <w:sz w:val="24"/>
       <w:szCs w:val="24"/>
     </w:rPr>
@@ -6082,12 +5878,13 @@
     <w:pPr>
       <w:keepNext/>
       <w:keepLines/>
-      <w:spacing w:after="0" w:before="200"/>
+      <w:spacing w:after="0" w:before="200" w:line="276" w:lineRule="auto"/>
+      <w:jc w:val="both"/>
       <w:outlineLvl w:val="7"/>
     </w:pPr>
     <w:rPr>
-      <w:rFonts w:asciiTheme="majorHAnsi" w:cstheme="majorBidi" w:eastAsiaTheme="majorEastAsia" w:hAnsiTheme="majorHAnsi"/>
-      <w:color w:themeColor="accent1" w:val="4F81BD"/>
+      <w:rFonts w:ascii="Times New Roman" w:asciiTheme="majorHAnsi" w:cstheme="majorBidi" w:eastAsia="Times New Roman" w:eastAsiaTheme="majorEastAsia" w:hAnsi="Times New Roman" w:hAnsiTheme="majorHAnsi"/>
+      <w:color w:val="000000"/>
       <w:sz w:val="24"/>
       <w:szCs w:val="24"/>
     </w:rPr>
@@ -6102,12 +5899,13 @@
     <w:pPr>
       <w:keepNext/>
       <w:keepLines/>
-      <w:spacing w:after="0" w:before="200"/>
+      <w:spacing w:after="0" w:before="200" w:line="276" w:lineRule="auto"/>
+      <w:jc w:val="both"/>
       <w:outlineLvl w:val="8"/>
     </w:pPr>
     <w:rPr>
-      <w:rFonts w:asciiTheme="majorHAnsi" w:cstheme="majorBidi" w:eastAsiaTheme="majorEastAsia" w:hAnsiTheme="majorHAnsi"/>
-      <w:color w:themeColor="accent1" w:val="4F81BD"/>
+      <w:rFonts w:ascii="Times New Roman" w:asciiTheme="majorHAnsi" w:cstheme="majorBidi" w:eastAsia="Times New Roman" w:eastAsiaTheme="majorEastAsia" w:hAnsi="Times New Roman" w:hAnsiTheme="majorHAnsi"/>
+      <w:color w:val="000000"/>
       <w:sz w:val="24"/>
       <w:szCs w:val="24"/>
     </w:rPr>
@@ -6120,9 +5918,15 @@
     <w:unhideWhenUsed/>
     <w:qFormat/>
     <w:pPr>
-      <w:spacing w:after="100" w:before="100"/>
+      <w:spacing w:after="100" w:before="100" w:line="276" w:lineRule="auto"/>
       <w:ind w:firstLine="0" w:left="480" w:right="480"/>
+      <w:jc w:val="both"/>
     </w:pPr>
+    <w:rPr>
+      <w:rFonts w:ascii="Times New Roman" w:eastAsia="Times New Roman" w:hAnsi="Times New Roman"/>
+      <w:color w:val="000000"/>
+      <w:sz w:val="24"/>
+    </w:rPr>
   </w:style>
   <w:style w:styleId="FootnoteText" w:type="paragraph">
     <w:name w:val="Footnote Text"/>
@@ -6131,11 +5935,25 @@
     <w:uiPriority w:val="9"/>
     <w:unhideWhenUsed/>
     <w:qFormat/>
+    <w:pPr>
+      <w:spacing w:line="276" w:lineRule="auto"/>
+      <w:jc w:val="both"/>
+    </w:pPr>
+    <w:rPr>
+      <w:rFonts w:ascii="Times New Roman" w:eastAsia="Times New Roman" w:hAnsi="Times New Roman"/>
+      <w:color w:val="000000"/>
+      <w:sz w:val="24"/>
+    </w:rPr>
   </w:style>
   <w:style w:default="1" w:styleId="DefaultParagraphFont" w:type="character">
     <w:name w:val="Default Paragraph Font"/>
     <w:semiHidden/>
     <w:unhideWhenUsed/>
+    <w:rPr>
+      <w:rFonts w:ascii="Times New Roman" w:eastAsia="Times New Roman" w:hAnsi="Times New Roman"/>
+      <w:color w:val="000000"/>
+      <w:sz w:val="24"/>
+    </w:rPr>
   </w:style>
   <w:style w:default="1" w:styleId="Table" w:type="table">
     <w:name w:val="Table"/>
@@ -6143,6 +5961,15 @@
     <w:semiHidden/>
     <w:unhideWhenUsed/>
     <w:qFormat/>
+    <w:pPr>
+      <w:spacing w:line="276" w:lineRule="auto"/>
+      <w:jc w:val="both"/>
+    </w:pPr>
+    <w:rPr>
+      <w:rFonts w:ascii="Times New Roman" w:eastAsia="Times New Roman" w:hAnsi="Times New Roman"/>
+      <w:color w:val="000000"/>
+      <w:sz w:val="24"/>
+    </w:rPr>
     <w:tblPr>
       <w:tblInd w:type="dxa" w:w="0"/>
       <w:tblCellMar>
@@ -6175,25 +6002,42 @@
     <w:pPr>
       <w:keepNext/>
       <w:keepLines/>
-      <w:spacing w:after="0"/>
+      <w:spacing w:after="0" w:line="276" w:lineRule="auto"/>
+      <w:jc w:val="both"/>
     </w:pPr>
     <w:rPr>
+      <w:rFonts w:ascii="Times New Roman" w:eastAsia="Times New Roman" w:hAnsi="Times New Roman"/>
       <w:b/>
+      <w:color w:val="000000"/>
+      <w:sz w:val="24"/>
     </w:rPr>
   </w:style>
   <w:style w:customStyle="1" w:styleId="Definition" w:type="paragraph">
     <w:name w:val="Definition"/>
     <w:basedOn w:val="Normal"/>
+    <w:pPr>
+      <w:spacing w:line="276" w:lineRule="auto"/>
+      <w:jc w:val="both"/>
+    </w:pPr>
+    <w:rPr>
+      <w:rFonts w:ascii="Times New Roman" w:eastAsia="Times New Roman" w:hAnsi="Times New Roman"/>
+      <w:color w:val="000000"/>
+      <w:sz w:val="24"/>
+    </w:rPr>
   </w:style>
   <w:style w:styleId="Caption" w:type="paragraph">
     <w:name w:val="Caption"/>
     <w:basedOn w:val="Normal"/>
     <w:link w:val="BodyTextChar"/>
     <w:pPr>
-      <w:spacing w:after="120" w:before="0"/>
+      <w:spacing w:after="120" w:before="0" w:line="276" w:lineRule="auto"/>
+      <w:jc w:val="both"/>
     </w:pPr>
     <w:rPr>
+      <w:rFonts w:ascii="Times New Roman" w:eastAsia="Times New Roman" w:hAnsi="Times New Roman"/>
       <w:i/>
+      <w:color w:val="000000"/>
+      <w:sz w:val="24"/>
     </w:rPr>
   </w:style>
   <w:style w:customStyle="1" w:styleId="TableCaption" w:type="paragraph">
@@ -6201,44 +6045,90 @@
     <w:basedOn w:val="Caption"/>
     <w:pPr>
       <w:keepNext/>
+      <w:spacing w:line="276" w:lineRule="auto"/>
+      <w:jc w:val="both"/>
     </w:pPr>
+    <w:rPr>
+      <w:rFonts w:ascii="Times New Roman" w:eastAsia="Times New Roman" w:hAnsi="Times New Roman"/>
+      <w:color w:val="000000"/>
+      <w:sz w:val="24"/>
+    </w:rPr>
   </w:style>
   <w:style w:customStyle="1" w:styleId="ImageCaption" w:type="paragraph">
     <w:name w:val="Image Caption"/>
     <w:basedOn w:val="Caption"/>
+    <w:pPr>
+      <w:spacing w:line="276" w:lineRule="auto"/>
+      <w:jc w:val="both"/>
+    </w:pPr>
+    <w:rPr>
+      <w:rFonts w:ascii="Times New Roman" w:eastAsia="Times New Roman" w:hAnsi="Times New Roman"/>
+      <w:color w:val="000000"/>
+      <w:sz w:val="24"/>
+    </w:rPr>
   </w:style>
   <w:style w:customStyle="1" w:styleId="Figure" w:type="paragraph">
     <w:name w:val="Figure"/>
     <w:basedOn w:val="Normal"/>
+    <w:pPr>
+      <w:spacing w:line="276" w:lineRule="auto"/>
+      <w:jc w:val="both"/>
+    </w:pPr>
+    <w:rPr>
+      <w:rFonts w:ascii="Times New Roman" w:eastAsia="Times New Roman" w:hAnsi="Times New Roman"/>
+      <w:color w:val="000000"/>
+      <w:sz w:val="24"/>
+    </w:rPr>
   </w:style>
   <w:style w:customStyle="1" w:styleId="CaptionedFigure" w:type="paragraph">
     <w:name w:val="Captioned Figure"/>
     <w:basedOn w:val="Figure"/>
     <w:pPr>
       <w:keepNext/>
+      <w:spacing w:line="276" w:lineRule="auto"/>
+      <w:jc w:val="both"/>
     </w:pPr>
+    <w:rPr>
+      <w:rFonts w:ascii="Times New Roman" w:eastAsia="Times New Roman" w:hAnsi="Times New Roman"/>
+      <w:color w:val="000000"/>
+      <w:sz w:val="24"/>
+    </w:rPr>
   </w:style>
   <w:style w:customStyle="1" w:styleId="BodyTextChar" w:type="character">
     <w:name w:val="Body Text Char"/>
     <w:basedOn w:val="DefaultParagraphFont"/>
     <w:link w:val="BodyText"/>
+    <w:rPr>
+      <w:rFonts w:ascii="Times New Roman" w:eastAsia="Times New Roman" w:hAnsi="Times New Roman"/>
+      <w:color w:val="000000"/>
+      <w:sz w:val="24"/>
+    </w:rPr>
   </w:style>
   <w:style w:customStyle="1" w:styleId="VerbatimChar" w:type="character">
     <w:name w:val="Verbatim Char"/>
     <w:basedOn w:val="BodyTextChar"/>
     <w:rPr>
-      <w:rFonts w:ascii="Consolas" w:hAnsi="Consolas"/>
-      <w:sz w:val="22"/>
+      <w:rFonts w:ascii="Times New Roman" w:eastAsia="Times New Roman" w:hAnsi="Times New Roman"/>
+      <w:color w:val="000000"/>
+      <w:sz w:val="24"/>
     </w:rPr>
   </w:style>
   <w:style w:customStyle="1" w:styleId="SectionNumber" w:type="character">
     <w:name w:val="Section Number"/>
     <w:basedOn w:val="BodyTextChar"/>
+    <w:rPr>
+      <w:rFonts w:ascii="Times New Roman" w:eastAsia="Times New Roman" w:hAnsi="Times New Roman"/>
+      <w:color w:val="000000"/>
+      <w:sz w:val="24"/>
+    </w:rPr>
   </w:style>
   <w:style w:styleId="FootnoteReference" w:type="character">
     <w:name w:val="Footnote Reference"/>
     <w:basedOn w:val="BodyTextChar"/>
     <w:rPr>
+      <w:rFonts w:ascii="Times New Roman" w:eastAsia="Times New Roman" w:hAnsi="Times New Roman"/>
+      <w:color w:val="000000"/>
+      <w:sz w:val="24"/>
       <w:vertAlign w:val="superscript"/>
     </w:rPr>
   </w:style>
@@ -6246,7 +6136,9 @@
     <w:name w:val="Hyperlink"/>
     <w:basedOn w:val="BodyTextChar"/>
     <w:rPr>
-      <w:color w:themeColor="accent1" w:val="4F81BD"/>
+      <w:rFonts w:ascii="Times New Roman" w:eastAsia="Times New Roman" w:hAnsi="Times New Roman"/>
+      <w:color w:val="000000"/>
+      <w:sz w:val="24"/>
     </w:rPr>
   </w:style>
   <w:style w:styleId="TOCHeading" w:type="paragraph">
@@ -6257,14 +6149,16 @@
     <w:unhideWhenUsed/>
     <w:qFormat/>
     <w:pPr>
-      <w:spacing w:before="240" w:line="259" w:lineRule="auto"/>
+      <w:spacing w:before="240" w:line="276" w:lineRule="auto"/>
+      <w:jc w:val="both"/>
       <w:outlineLvl w:val="9"/>
     </w:pPr>
     <w:rPr>
-      <w:rFonts w:asciiTheme="majorHAnsi" w:cstheme="majorBidi" w:eastAsiaTheme="majorEastAsia" w:hAnsiTheme="majorHAnsi"/>
+      <w:rFonts w:ascii="Times New Roman" w:asciiTheme="majorHAnsi" w:cstheme="majorBidi" w:eastAsia="Times New Roman" w:eastAsiaTheme="majorEastAsia" w:hAnsi="Times New Roman" w:hAnsiTheme="majorHAnsi"/>
       <w:b w:val="0"/>
       <w:bCs w:val="0"/>
-      <w:color w:themeColor="accent1" w:themeShade="BF" w:val="365F91"/>
+      <w:color w:val="000000"/>
+      <w:sz w:val="24"/>
     </w:rPr>
   </w:style>
   <w:style w:type="paragraph" w:customStyle="1" w:styleId="SourceCode">
